--- a/06-学生侧材料/讲义/有机化学/杂原子与生物高分子.docx
+++ b/06-学生侧材料/讲义/有机化学/杂原子与生物高分子.docx
@@ -3,6 +3,146 @@
 <w:document xmlns:w="http://schemas.openxmlformats.org/wordprocessingml/2006/main" xmlns:m="http://schemas.openxmlformats.org/officeDocument/2006/math" xmlns:r="http://schemas.openxmlformats.org/officeDocument/2006/relationships" xmlns:o="urn:schemas-microsoft-com:office:office" xmlns:v="urn:schemas-microsoft-com:vml" xmlns:w10="urn:schemas-microsoft-com:office:word" xmlns:a="http://schemas.openxmlformats.org/drawingml/2006/main" xmlns:pic="http://schemas.openxmlformats.org/drawingml/2006/picture" xmlns:wp="http://schemas.openxmlformats.org/drawingml/2006/wordprocessingDrawing">
   <w:body>
     <w:bookmarkStart w:id="63" w:name="专题杂原子与生物高分子提高班"/>
+    <w:p>
+      <w:pPr>
+        <w:spacing w:after="1800" w:before="1200" w:line="276" w:lineRule="auto"/>
+        <w:jc w:val="center"/>
+      </w:pPr>
+    </w:p>
+    <w:p>
+      <w:pPr>
+        <w:spacing w:after="320" w:before="0" w:line="276" w:lineRule="auto"/>
+        <w:jc w:val="center"/>
+      </w:pPr>
+      <w:r>
+        <w:rPr>
+          <w:rFonts w:ascii="Times New Roman" w:hAnsi="Times New Roman" w:eastAsia="SimHei" w:cs="Times New Roman"/>
+          <w:b/>
+          <w:color w:val="17324D"/>
+          <w:sz w:val="64"/>
+        </w:rPr>
+        <w:t>化学竞赛习题册</w:t>
+      </w:r>
+    </w:p>
+    <w:p>
+      <w:pPr>
+        <w:spacing w:after="120" w:before="0" w:line="276" w:lineRule="auto"/>
+        <w:jc w:val="center"/>
+      </w:pPr>
+      <w:r>
+        <w:rPr>
+          <w:rFonts w:ascii="Times New Roman" w:hAnsi="Times New Roman" w:eastAsia="SimHei" w:cs="Times New Roman"/>
+          <w:b w:val="0"/>
+          <w:color w:val="5B6975"/>
+          <w:sz w:val="32"/>
+        </w:rPr>
+        <w:t>有机化学</w:t>
+      </w:r>
+    </w:p>
+    <w:p>
+      <w:pPr>
+        <w:spacing w:after="600" w:before="0" w:line="276" w:lineRule="auto"/>
+        <w:jc w:val="center"/>
+      </w:pPr>
+      <w:r>
+        <w:rPr>
+          <w:rFonts w:ascii="Times New Roman" w:hAnsi="Times New Roman" w:eastAsia="SimHei" w:cs="Times New Roman"/>
+          <w:b/>
+          <w:color w:val="17324D"/>
+          <w:sz w:val="44"/>
+        </w:rPr>
+        <w:t>专题</w:t>
+      </w:r>
+      <w:r>
+        <w:rPr>
+          <w:rFonts w:ascii="Times New Roman" w:hAnsi="Times New Roman" w:eastAsia="Times New Roman" w:cs="Times New Roman"/>
+          <w:b/>
+          <w:color w:val="17324D"/>
+          <w:sz w:val="44"/>
+        </w:rPr>
+        <w:t>：</w:t>
+      </w:r>
+      <w:r>
+        <w:rPr>
+          <w:rFonts w:ascii="Times New Roman" w:hAnsi="Times New Roman" w:eastAsia="SimHei" w:cs="Times New Roman"/>
+          <w:b/>
+          <w:color w:val="17324D"/>
+          <w:sz w:val="44"/>
+        </w:rPr>
+        <w:t>杂原子与生物高分子</w:t>
+      </w:r>
+      <w:r>
+        <w:rPr>
+          <w:rFonts w:ascii="Times New Roman" w:hAnsi="Times New Roman" w:eastAsia="Times New Roman" w:cs="Times New Roman"/>
+          <w:b/>
+          <w:color w:val="17324D"/>
+          <w:sz w:val="44"/>
+        </w:rPr>
+        <w:t>（</w:t>
+      </w:r>
+      <w:r>
+        <w:rPr>
+          <w:rFonts w:ascii="Times New Roman" w:hAnsi="Times New Roman" w:eastAsia="SimHei" w:cs="Times New Roman"/>
+          <w:b/>
+          <w:color w:val="17324D"/>
+          <w:sz w:val="44"/>
+        </w:rPr>
+        <w:t>提高班</w:t>
+      </w:r>
+      <w:r>
+        <w:rPr>
+          <w:rFonts w:ascii="Times New Roman" w:hAnsi="Times New Roman" w:eastAsia="Times New Roman" w:cs="Times New Roman"/>
+          <w:b/>
+          <w:color w:val="17324D"/>
+          <w:sz w:val="44"/>
+        </w:rPr>
+        <w:t>）</w:t>
+      </w:r>
+    </w:p>
+    <w:p>
+      <w:pPr>
+        <w:spacing w:after="600" w:before="120" w:line="276" w:lineRule="auto"/>
+        <w:jc w:val="center"/>
+        <w:pBdr>
+          <w:bottom w:val="single" w:sz="8" w:space="4" w:color="4A6577"/>
+        </w:pBdr>
+      </w:pPr>
+    </w:p>
+    <w:p>
+      <w:pPr>
+        <w:spacing w:after="160" w:before="0" w:line="276" w:lineRule="auto"/>
+        <w:jc w:val="center"/>
+      </w:pPr>
+      <w:r>
+        <w:rPr>
+          <w:rFonts w:ascii="Times New Roman" w:hAnsi="Times New Roman" w:eastAsia="FangSong" w:cs="Times New Roman"/>
+          <w:b w:val="0"/>
+          <w:color w:val="5B6975"/>
+          <w:sz w:val="24"/>
+        </w:rPr>
+        <w:t>日期</w:t>
+      </w:r>
+      <w:r>
+        <w:rPr>
+          <w:rFonts w:ascii="Times New Roman" w:hAnsi="Times New Roman" w:eastAsia="Times New Roman" w:cs="Times New Roman"/>
+          <w:b w:val="0"/>
+          <w:color w:val="5B6975"/>
+          <w:sz w:val="24"/>
+        </w:rPr>
+        <w:t>：2026-09-10</w:t>
+      </w:r>
+    </w:p>
+    <w:p>
+      <w:pPr>
+        <w:jc w:val="center"/>
+      </w:pPr>
+      <w:r>
+        <w:rPr>
+          <w:rFonts w:ascii="Times New Roman" w:hAnsi="Times New Roman" w:eastAsia="Times New Roman" w:cs="Times New Roman"/>
+        </w:rPr>
+        <w:br w:type="page"/>
+      </w:r>
+    </w:p>
     <w:p>
       <w:pPr>
         <w:pStyle w:val="Heading1"/>
@@ -1668,6 +1808,22 @@
           <w:bCs/>
         </w:rPr>
         <w:t>学生讲义</w:t>
+      </w:r>
+      <w:r>
+        <w:rPr>
+          <w:rFonts w:hint="eastAsia" w:ascii="Times New Roman" w:hAnsi="Times New Roman" w:eastAsia="Times New Roman" w:cs="Times New Roman"/>
+          <w:b/>
+          <w:bCs/>
+        </w:rPr>
+        <w:t>/</w:t>
+      </w:r>
+      <w:r>
+        <w:rPr>
+          <w:rFonts w:hint="eastAsia" w:ascii="Times New Roman" w:hAnsi="Times New Roman" w:eastAsia="FangSong" w:cs="Times New Roman"/>
+          <w:b/>
+          <w:bCs/>
+        </w:rPr>
+        <w:t>有机化学</w:t>
       </w:r>
       <w:r>
         <w:rPr>

--- a/06-学生侧材料/讲义/有机化学/杂原子与生物高分子.docx
+++ b/06-学生侧材料/讲义/有机化学/杂原子与生物高分子.docx
@@ -3,146 +3,6 @@
 <w:document xmlns:w="http://schemas.openxmlformats.org/wordprocessingml/2006/main" xmlns:m="http://schemas.openxmlformats.org/officeDocument/2006/math" xmlns:r="http://schemas.openxmlformats.org/officeDocument/2006/relationships" xmlns:o="urn:schemas-microsoft-com:office:office" xmlns:v="urn:schemas-microsoft-com:vml" xmlns:w10="urn:schemas-microsoft-com:office:word" xmlns:a="http://schemas.openxmlformats.org/drawingml/2006/main" xmlns:pic="http://schemas.openxmlformats.org/drawingml/2006/picture" xmlns:wp="http://schemas.openxmlformats.org/drawingml/2006/wordprocessingDrawing">
   <w:body>
     <w:bookmarkStart w:id="63" w:name="专题杂原子与生物高分子提高班"/>
-    <w:p>
-      <w:pPr>
-        <w:spacing w:after="1800" w:before="1200" w:line="276" w:lineRule="auto"/>
-        <w:jc w:val="center"/>
-      </w:pPr>
-    </w:p>
-    <w:p>
-      <w:pPr>
-        <w:spacing w:after="320" w:before="0" w:line="276" w:lineRule="auto"/>
-        <w:jc w:val="center"/>
-      </w:pPr>
-      <w:r>
-        <w:rPr>
-          <w:rFonts w:ascii="Times New Roman" w:hAnsi="Times New Roman" w:eastAsia="SimHei" w:cs="Times New Roman"/>
-          <w:b/>
-          <w:color w:val="17324D"/>
-          <w:sz w:val="64"/>
-        </w:rPr>
-        <w:t>化学竞赛习题册</w:t>
-      </w:r>
-    </w:p>
-    <w:p>
-      <w:pPr>
-        <w:spacing w:after="120" w:before="0" w:line="276" w:lineRule="auto"/>
-        <w:jc w:val="center"/>
-      </w:pPr>
-      <w:r>
-        <w:rPr>
-          <w:rFonts w:ascii="Times New Roman" w:hAnsi="Times New Roman" w:eastAsia="SimHei" w:cs="Times New Roman"/>
-          <w:b w:val="0"/>
-          <w:color w:val="5B6975"/>
-          <w:sz w:val="32"/>
-        </w:rPr>
-        <w:t>有机化学</w:t>
-      </w:r>
-    </w:p>
-    <w:p>
-      <w:pPr>
-        <w:spacing w:after="600" w:before="0" w:line="276" w:lineRule="auto"/>
-        <w:jc w:val="center"/>
-      </w:pPr>
-      <w:r>
-        <w:rPr>
-          <w:rFonts w:ascii="Times New Roman" w:hAnsi="Times New Roman" w:eastAsia="SimHei" w:cs="Times New Roman"/>
-          <w:b/>
-          <w:color w:val="17324D"/>
-          <w:sz w:val="44"/>
-        </w:rPr>
-        <w:t>专题</w:t>
-      </w:r>
-      <w:r>
-        <w:rPr>
-          <w:rFonts w:ascii="Times New Roman" w:hAnsi="Times New Roman" w:eastAsia="Times New Roman" w:cs="Times New Roman"/>
-          <w:b/>
-          <w:color w:val="17324D"/>
-          <w:sz w:val="44"/>
-        </w:rPr>
-        <w:t>：</w:t>
-      </w:r>
-      <w:r>
-        <w:rPr>
-          <w:rFonts w:ascii="Times New Roman" w:hAnsi="Times New Roman" w:eastAsia="SimHei" w:cs="Times New Roman"/>
-          <w:b/>
-          <w:color w:val="17324D"/>
-          <w:sz w:val="44"/>
-        </w:rPr>
-        <w:t>杂原子与生物高分子</w:t>
-      </w:r>
-      <w:r>
-        <w:rPr>
-          <w:rFonts w:ascii="Times New Roman" w:hAnsi="Times New Roman" w:eastAsia="Times New Roman" w:cs="Times New Roman"/>
-          <w:b/>
-          <w:color w:val="17324D"/>
-          <w:sz w:val="44"/>
-        </w:rPr>
-        <w:t>（</w:t>
-      </w:r>
-      <w:r>
-        <w:rPr>
-          <w:rFonts w:ascii="Times New Roman" w:hAnsi="Times New Roman" w:eastAsia="SimHei" w:cs="Times New Roman"/>
-          <w:b/>
-          <w:color w:val="17324D"/>
-          <w:sz w:val="44"/>
-        </w:rPr>
-        <w:t>提高班</w:t>
-      </w:r>
-      <w:r>
-        <w:rPr>
-          <w:rFonts w:ascii="Times New Roman" w:hAnsi="Times New Roman" w:eastAsia="Times New Roman" w:cs="Times New Roman"/>
-          <w:b/>
-          <w:color w:val="17324D"/>
-          <w:sz w:val="44"/>
-        </w:rPr>
-        <w:t>）</w:t>
-      </w:r>
-    </w:p>
-    <w:p>
-      <w:pPr>
-        <w:spacing w:after="600" w:before="120" w:line="276" w:lineRule="auto"/>
-        <w:jc w:val="center"/>
-        <w:pBdr>
-          <w:bottom w:val="single" w:sz="8" w:space="4" w:color="4A6577"/>
-        </w:pBdr>
-      </w:pPr>
-    </w:p>
-    <w:p>
-      <w:pPr>
-        <w:spacing w:after="160" w:before="0" w:line="276" w:lineRule="auto"/>
-        <w:jc w:val="center"/>
-      </w:pPr>
-      <w:r>
-        <w:rPr>
-          <w:rFonts w:ascii="Times New Roman" w:hAnsi="Times New Roman" w:eastAsia="FangSong" w:cs="Times New Roman"/>
-          <w:b w:val="0"/>
-          <w:color w:val="5B6975"/>
-          <w:sz w:val="24"/>
-        </w:rPr>
-        <w:t>日期</w:t>
-      </w:r>
-      <w:r>
-        <w:rPr>
-          <w:rFonts w:ascii="Times New Roman" w:hAnsi="Times New Roman" w:eastAsia="Times New Roman" w:cs="Times New Roman"/>
-          <w:b w:val="0"/>
-          <w:color w:val="5B6975"/>
-          <w:sz w:val="24"/>
-        </w:rPr>
-        <w:t>：2026-09-10</w:t>
-      </w:r>
-    </w:p>
-    <w:p>
-      <w:pPr>
-        <w:jc w:val="center"/>
-      </w:pPr>
-      <w:r>
-        <w:rPr>
-          <w:rFonts w:ascii="Times New Roman" w:hAnsi="Times New Roman" w:eastAsia="Times New Roman" w:cs="Times New Roman"/>
-        </w:rPr>
-        <w:br w:type="page"/>
-      </w:r>
-    </w:p>
     <w:p>
       <w:pPr>
         <w:pStyle w:val="Heading1"/>

--- a/06-学生侧材料/讲义/有机化学/杂原子与生物高分子.docx
+++ b/06-学生侧材料/讲义/有机化学/杂原子与生物高分子.docx
@@ -5254,238 +5254,190 @@
         </w:rPr>
         <w:t xml:space="preserve">：</w:t>
       </w:r>
-    </w:p>
-    <w:p>
-      <w:pPr>
-        <w:pStyle w:val="SourceCode"/>
-      </w:pPr>
-      <w:r>
-        <w:rPr>
-          <w:rStyle w:val="VerbatimChar"/>
-          <w:rFonts w:ascii="Times New Roman" w:hAnsi="Times New Roman" w:eastAsia="Times New Roman" w:cs="Times New Roman"/>
-        </w:rPr>
-        <w:t>R-S-R'  --[H</w:t>
-      </w:r>
-      <w:r>
-        <w:rPr>
-          <w:rStyle w:val="VerbatimChar"/>
-          <w:rFonts w:ascii="Times New Roman" w:hAnsi="Times New Roman" w:eastAsia="Times New Roman" w:cs="Times New Roman"/>
+      <w:r>
+        <w:rPr>
+          <w:rFonts w:ascii="Times New Roman" w:hAnsi="Times New Roman" w:eastAsia="Times New Roman" w:cs="Times New Roman"/>
+        </w:rPr>
+        <w:t xml:space="preserve"> </w:t>
+      </w:r>
+      <w:r>
+        <w:rPr>
+          <w:rFonts w:hint="eastAsia" w:ascii="Times New Roman" w:hAnsi="Times New Roman" w:eastAsia="Times New Roman" w:cs="Times New Roman"/>
+        </w:rPr>
+        <w:t>R-S-R’（</w:t>
+      </w:r>
+      <w:r>
+        <w:rPr>
+          <w:rFonts w:hint="eastAsia" w:ascii="Times New Roman" w:hAnsi="Times New Roman" w:eastAsia="FangSong" w:cs="Times New Roman"/>
+        </w:rPr>
+        <w:t>硫醚</w:t>
+      </w:r>
+      <w:r>
+        <w:rPr>
+          <w:rFonts w:hint="eastAsia" w:ascii="Times New Roman" w:hAnsi="Times New Roman" w:eastAsia="Times New Roman" w:cs="Times New Roman"/>
+        </w:rPr>
+        <w:t>）—(H</w:t>
+      </w:r>
+      <w:r>
+        <w:rPr>
+          <w:rFonts w:hint="eastAsia" w:ascii="Times New Roman" w:hAnsi="Times New Roman" w:eastAsia="Times New Roman" w:cs="Times New Roman"/>
           <w:vertAlign w:val="subscript"/>
         </w:rPr>
         <w:t>2</w:t>
       </w:r>
       <w:r>
         <w:rPr>
-          <w:rStyle w:val="VerbatimChar"/>
-          <w:rFonts w:ascii="Times New Roman" w:hAnsi="Times New Roman" w:eastAsia="Times New Roman" w:cs="Times New Roman"/>
+          <w:rFonts w:hint="eastAsia" w:ascii="Times New Roman" w:hAnsi="Times New Roman" w:eastAsia="Times New Roman" w:cs="Times New Roman"/>
         </w:rPr>
         <w:t>O</w:t>
       </w:r>
       <w:r>
         <w:rPr>
-          <w:rStyle w:val="VerbatimChar"/>
-          <w:rFonts w:ascii="Times New Roman" w:hAnsi="Times New Roman" w:eastAsia="Times New Roman" w:cs="Times New Roman"/>
+          <w:rFonts w:hint="eastAsia" w:ascii="Times New Roman" w:hAnsi="Times New Roman" w:eastAsia="Times New Roman" w:cs="Times New Roman"/>
           <w:vertAlign w:val="subscript"/>
         </w:rPr>
         <w:t>2</w:t>
       </w:r>
       <w:r>
         <w:rPr>
-          <w:rStyle w:val="VerbatimChar"/>
-          <w:rFonts w:ascii="Times New Roman" w:hAnsi="Times New Roman" w:eastAsia="Times New Roman" w:cs="Times New Roman"/>
-        </w:rPr>
-        <w:t>, RT]--&gt;  R-S(=O)-R'  --[H</w:t>
-      </w:r>
-      <w:r>
-        <w:rPr>
-          <w:rStyle w:val="VerbatimChar"/>
-          <w:rFonts w:ascii="Times New Roman" w:hAnsi="Times New Roman" w:eastAsia="Times New Roman" w:cs="Times New Roman"/>
+          <w:rFonts w:hint="eastAsia" w:ascii="Times New Roman" w:hAnsi="Times New Roman" w:eastAsia="Times New Roman" w:cs="Times New Roman"/>
+        </w:rPr>
+        <w:t>,</w:t>
+      </w:r>
+      <w:r>
+        <w:rPr>
+          <w:rFonts w:ascii="Times New Roman" w:hAnsi="Times New Roman" w:eastAsia="Times New Roman" w:cs="Times New Roman"/>
+        </w:rPr>
+        <w:t xml:space="preserve"> RT)→ </w:t>
+      </w:r>
+      <w:r>
+        <w:rPr>
+          <w:rFonts w:hint="eastAsia" w:ascii="Times New Roman" w:hAnsi="Times New Roman" w:eastAsia="Times New Roman" w:cs="Times New Roman"/>
+        </w:rPr>
+        <w:t>R-S(=O)-R’（</w:t>
+      </w:r>
+      <w:r>
+        <w:rPr>
+          <w:rFonts w:hint="eastAsia" w:ascii="Times New Roman" w:hAnsi="Times New Roman" w:eastAsia="FangSong" w:cs="Times New Roman"/>
+        </w:rPr>
+        <w:t>亚砜</w:t>
+      </w:r>
+      <w:r>
+        <w:rPr>
+          <w:rFonts w:hint="eastAsia" w:ascii="Times New Roman" w:hAnsi="Times New Roman" w:eastAsia="Times New Roman" w:cs="Times New Roman"/>
+        </w:rPr>
+        <w:t>，</w:t>
+      </w:r>
+      <w:r>
+        <w:rPr>
+          <w:rFonts w:hint="eastAsia" w:ascii="Times New Roman" w:hAnsi="Times New Roman" w:eastAsia="FangSong" w:cs="Times New Roman"/>
+        </w:rPr>
+        <w:t>极性</w:t>
+      </w:r>
+      <w:r>
+        <w:rPr>
+          <w:rFonts w:hint="eastAsia" w:ascii="Times New Roman" w:hAnsi="Times New Roman" w:eastAsia="Times New Roman" w:cs="Times New Roman"/>
+        </w:rPr>
+        <w:t>，</w:t>
+      </w:r>
+      <w:r>
+        <w:rPr>
+          <w:rFonts w:hint="eastAsia" w:ascii="Times New Roman" w:hAnsi="Times New Roman" w:eastAsia="FangSong" w:cs="Times New Roman"/>
+        </w:rPr>
+        <w:t>有手性</w:t>
+      </w:r>
+      <w:r>
+        <w:rPr>
+          <w:rFonts w:hint="eastAsia" w:ascii="Times New Roman" w:hAnsi="Times New Roman" w:eastAsia="Times New Roman" w:cs="Times New Roman"/>
+        </w:rPr>
+        <w:t>）—(H</w:t>
+      </w:r>
+      <w:r>
+        <w:rPr>
+          <w:rFonts w:hint="eastAsia" w:ascii="Times New Roman" w:hAnsi="Times New Roman" w:eastAsia="Times New Roman" w:cs="Times New Roman"/>
           <w:vertAlign w:val="subscript"/>
         </w:rPr>
         <w:t>2</w:t>
       </w:r>
       <w:r>
         <w:rPr>
-          <w:rStyle w:val="VerbatimChar"/>
-          <w:rFonts w:ascii="Times New Roman" w:hAnsi="Times New Roman" w:eastAsia="Times New Roman" w:cs="Times New Roman"/>
+          <w:rFonts w:hint="eastAsia" w:ascii="Times New Roman" w:hAnsi="Times New Roman" w:eastAsia="Times New Roman" w:cs="Times New Roman"/>
         </w:rPr>
         <w:t>O</w:t>
       </w:r>
       <w:r>
         <w:rPr>
-          <w:rStyle w:val="VerbatimChar"/>
-          <w:rFonts w:ascii="Times New Roman" w:hAnsi="Times New Roman" w:eastAsia="Times New Roman" w:cs="Times New Roman"/>
+          <w:rFonts w:hint="eastAsia" w:ascii="Times New Roman" w:hAnsi="Times New Roman" w:eastAsia="Times New Roman" w:cs="Times New Roman"/>
           <w:vertAlign w:val="subscript"/>
         </w:rPr>
         <w:t>2</w:t>
       </w:r>
       <w:r>
         <w:rPr>
-          <w:rStyle w:val="VerbatimChar"/>
-          <w:rFonts w:ascii="Times New Roman" w:hAnsi="Times New Roman" w:eastAsia="Times New Roman" w:cs="Times New Roman"/>
-        </w:rPr>
-        <w:t>, Δ]--&gt;  R-S(=O)</w:t>
-      </w:r>
-      <w:r>
-        <w:rPr>
-          <w:rStyle w:val="VerbatimChar"/>
-          <w:rFonts w:ascii="Times New Roman" w:hAnsi="Times New Roman" w:eastAsia="Times New Roman" w:cs="Times New Roman"/>
+          <w:rFonts w:hint="eastAsia" w:ascii="Times New Roman" w:hAnsi="Times New Roman" w:eastAsia="Times New Roman" w:cs="Times New Roman"/>
+        </w:rPr>
+        <w:t>,</w:t>
+      </w:r>
+      <w:r>
+        <w:rPr>
+          <w:rFonts w:ascii="Times New Roman" w:hAnsi="Times New Roman" w:eastAsia="Times New Roman" w:cs="Times New Roman"/>
+        </w:rPr>
+        <w:t xml:space="preserve"> Δ)→ </w:t>
+      </w:r>
+      <w:r>
+        <w:rPr>
+          <w:rFonts w:hint="eastAsia" w:ascii="Times New Roman" w:hAnsi="Times New Roman" w:eastAsia="Times New Roman" w:cs="Times New Roman"/>
+        </w:rPr>
+        <w:t>R-S(=O)</w:t>
+      </w:r>
+      <w:r>
+        <w:rPr>
+          <w:rFonts w:hint="eastAsia" w:ascii="Times New Roman" w:hAnsi="Times New Roman" w:eastAsia="Times New Roman" w:cs="Times New Roman"/>
           <w:vertAlign w:val="subscript"/>
         </w:rPr>
         <w:t>2</w:t>
       </w:r>
       <w:r>
         <w:rPr>
-          <w:rStyle w:val="VerbatimChar"/>
-          <w:rFonts w:ascii="Times New Roman" w:hAnsi="Times New Roman" w:eastAsia="Times New Roman" w:cs="Times New Roman"/>
-        </w:rPr>
-        <w:t>-R'</w:t>
-      </w:r>
-      <w:r>
-        <w:rPr>
-          <w:rFonts w:ascii="Times New Roman" w:hAnsi="Times New Roman" w:eastAsia="Times New Roman" w:cs="Times New Roman"/>
-        </w:rPr>
-        <w:br/>
-      </w:r>
-      <w:r>
-        <w:rPr>
-          <w:rStyle w:val="VerbatimChar"/>
-          <w:rFonts w:ascii="Times New Roman" w:hAnsi="Times New Roman" w:eastAsia="Times New Roman" w:cs="Times New Roman"/>
-        </w:rPr>
-        <w:t xml:space="preserve"> </w:t>
-      </w:r>
-      <w:r>
-        <w:rPr>
-          <w:rStyle w:val="VerbatimChar"/>
-          <w:rFonts w:hint="eastAsia" w:ascii="Times New Roman" w:hAnsi="Times New Roman" w:eastAsia="Times New Roman" w:cs="Times New Roman"/>
-        </w:rPr>
-        <w:t>(</w:t>
-      </w:r>
-      <w:r>
-        <w:rPr>
-          <w:rStyle w:val="VerbatimChar"/>
-          <w:rFonts w:hint="eastAsia" w:ascii="Times New Roman" w:hAnsi="Times New Roman" w:eastAsia="FangSong" w:cs="Times New Roman"/>
-        </w:rPr>
-        <w:t>硫醚</w:t>
-      </w:r>
-      <w:r>
-        <w:rPr>
-          <w:rStyle w:val="VerbatimChar"/>
-          <w:rFonts w:hint="eastAsia" w:ascii="Times New Roman" w:hAnsi="Times New Roman" w:eastAsia="Times New Roman" w:cs="Times New Roman"/>
-        </w:rPr>
-        <w:t>)</w:t>
-      </w:r>
-      <w:r>
-        <w:rPr>
-          <w:rStyle w:val="VerbatimChar"/>
-          <w:rFonts w:ascii="Times New Roman" w:hAnsi="Times New Roman" w:eastAsia="Times New Roman" w:cs="Times New Roman"/>
-        </w:rPr>
-        <w:t xml:space="preserve">                  </w:t>
-      </w:r>
-      <w:r>
-        <w:rPr>
-          <w:rStyle w:val="VerbatimChar"/>
-          <w:rFonts w:hint="eastAsia" w:ascii="Times New Roman" w:hAnsi="Times New Roman" w:eastAsia="Times New Roman" w:cs="Times New Roman"/>
-        </w:rPr>
-        <w:t>(</w:t>
-      </w:r>
-      <w:r>
-        <w:rPr>
-          <w:rStyle w:val="VerbatimChar"/>
-          <w:rFonts w:hint="eastAsia" w:ascii="Times New Roman" w:hAnsi="Times New Roman" w:eastAsia="FangSong" w:cs="Times New Roman"/>
-        </w:rPr>
-        <w:t>亚砜</w:t>
-      </w:r>
-      <w:r>
-        <w:rPr>
-          <w:rStyle w:val="VerbatimChar"/>
+          <w:rFonts w:hint="eastAsia" w:ascii="Times New Roman" w:hAnsi="Times New Roman" w:eastAsia="Times New Roman" w:cs="Times New Roman"/>
+        </w:rPr>
+        <w:t>-R’（</w:t>
+      </w:r>
+      <w:r>
+        <w:rPr>
+          <w:rFonts w:hint="eastAsia" w:ascii="Times New Roman" w:hAnsi="Times New Roman" w:eastAsia="FangSong" w:cs="Times New Roman"/>
+        </w:rPr>
+        <w:t>砜</w:t>
+      </w:r>
+      <w:r>
+        <w:rPr>
           <w:rFonts w:hint="eastAsia" w:ascii="Times New Roman" w:hAnsi="Times New Roman" w:eastAsia="Times New Roman" w:cs="Times New Roman"/>
         </w:rPr>
         <w:t>，</w:t>
       </w:r>
       <w:r>
         <w:rPr>
-          <w:rStyle w:val="VerbatimChar"/>
-          <w:rFonts w:hint="eastAsia" w:ascii="Times New Roman" w:hAnsi="Times New Roman" w:eastAsia="FangSong" w:cs="Times New Roman"/>
-        </w:rPr>
-        <w:t>极性</w:t>
-      </w:r>
-      <w:r>
-        <w:rPr>
-          <w:rStyle w:val="VerbatimChar"/>
+          <w:rFonts w:hint="eastAsia" w:ascii="Times New Roman" w:hAnsi="Times New Roman" w:eastAsia="FangSong" w:cs="Times New Roman"/>
+        </w:rPr>
+        <w:t>高极性</w:t>
+      </w:r>
+      <w:r>
+        <w:rPr>
           <w:rFonts w:hint="eastAsia" w:ascii="Times New Roman" w:hAnsi="Times New Roman" w:eastAsia="Times New Roman" w:cs="Times New Roman"/>
         </w:rPr>
         <w:t>，</w:t>
       </w:r>
       <w:r>
         <w:rPr>
-          <w:rStyle w:val="VerbatimChar"/>
-          <w:rFonts w:hint="eastAsia" w:ascii="Times New Roman" w:hAnsi="Times New Roman" w:eastAsia="FangSong" w:cs="Times New Roman"/>
-        </w:rPr>
-        <w:t>有手性</w:t>
-      </w:r>
-      <w:r>
-        <w:rPr>
-          <w:rStyle w:val="VerbatimChar"/>
-          <w:rFonts w:hint="eastAsia" w:ascii="Times New Roman" w:hAnsi="Times New Roman" w:eastAsia="Times New Roman" w:cs="Times New Roman"/>
-        </w:rPr>
-        <w:t>)</w:t>
-      </w:r>
-      <w:r>
-        <w:rPr>
-          <w:rStyle w:val="VerbatimChar"/>
-          <w:rFonts w:ascii="Times New Roman" w:hAnsi="Times New Roman" w:eastAsia="Times New Roman" w:cs="Times New Roman"/>
-        </w:rPr>
-        <w:t xml:space="preserve">        </w:t>
-      </w:r>
-      <w:r>
-        <w:rPr>
-          <w:rStyle w:val="VerbatimChar"/>
-          <w:rFonts w:hint="eastAsia" w:ascii="Times New Roman" w:hAnsi="Times New Roman" w:eastAsia="Times New Roman" w:cs="Times New Roman"/>
-        </w:rPr>
-        <w:t>(</w:t>
-      </w:r>
-      <w:r>
-        <w:rPr>
-          <w:rStyle w:val="VerbatimChar"/>
-          <w:rFonts w:hint="eastAsia" w:ascii="Times New Roman" w:hAnsi="Times New Roman" w:eastAsia="FangSong" w:cs="Times New Roman"/>
-        </w:rPr>
-        <w:t>砜</w:t>
-      </w:r>
-      <w:r>
-        <w:rPr>
-          <w:rStyle w:val="VerbatimChar"/>
-          <w:rFonts w:hint="eastAsia" w:ascii="Times New Roman" w:hAnsi="Times New Roman" w:eastAsia="Times New Roman" w:cs="Times New Roman"/>
-        </w:rPr>
-        <w:t>，</w:t>
-      </w:r>
-      <w:r>
-        <w:rPr>
-          <w:rStyle w:val="VerbatimChar"/>
-          <w:rFonts w:hint="eastAsia" w:ascii="Times New Roman" w:hAnsi="Times New Roman" w:eastAsia="FangSong" w:cs="Times New Roman"/>
-        </w:rPr>
-        <w:t>高极性</w:t>
-      </w:r>
-      <w:r>
-        <w:rPr>
-          <w:rStyle w:val="VerbatimChar"/>
-          <w:rFonts w:hint="eastAsia" w:ascii="Times New Roman" w:hAnsi="Times New Roman" w:eastAsia="Times New Roman" w:cs="Times New Roman"/>
-        </w:rPr>
-        <w:t>，</w:t>
-      </w:r>
-      <w:r>
-        <w:rPr>
-          <w:rStyle w:val="VerbatimChar"/>
           <w:rFonts w:hint="eastAsia" w:ascii="Times New Roman" w:hAnsi="Times New Roman" w:eastAsia="FangSong" w:cs="Times New Roman"/>
         </w:rPr>
         <w:t>稳定</w:t>
       </w:r>
       <w:r>
         <w:rPr>
-          <w:rStyle w:val="VerbatimChar"/>
-          <w:rFonts w:hint="eastAsia" w:ascii="Times New Roman" w:hAnsi="Times New Roman" w:eastAsia="Times New Roman" w:cs="Times New Roman"/>
-        </w:rPr>
-        <w:t>)</w:t>
+          <w:rFonts w:hint="eastAsia" w:ascii="Times New Roman" w:hAnsi="Times New Roman" w:eastAsia="Times New Roman" w:cs="Times New Roman"/>
+        </w:rPr>
+        <w:t>）</w:t>
       </w:r>
     </w:p>
     <w:bookmarkEnd w:id="17"/>
@@ -16703,195 +16655,178 @@
         </w:rPr>
         <w:t xml:space="preserve">：</w:t>
       </w:r>
+      <w:r>
+        <w:rPr>
+          <w:rFonts w:ascii="Times New Roman" w:hAnsi="Times New Roman" w:eastAsia="Times New Roman" w:cs="Times New Roman"/>
+        </w:rPr>
+        <w:t xml:space="preserve"> </w:t>
+      </w:r>
+      <w:r>
+        <w:rPr>
+          <w:rFonts w:ascii="Times New Roman" w:hAnsi="Times New Roman" w:eastAsia="Times New Roman" w:cs="Times New Roman"/>
+        </w:rPr>
+        <w:t>1. Ph</w:t>
+      </w:r>
+      <w:r>
+        <w:rPr>
+          <w:rFonts w:ascii="Times New Roman" w:hAnsi="Times New Roman" w:eastAsia="Times New Roman" w:cs="Times New Roman"/>
+          <w:vertAlign w:val="subscript"/>
+        </w:rPr>
+        <w:t>3</w:t>
+      </w:r>
+      <w:r>
+        <w:rPr>
+          <w:rFonts w:ascii="Times New Roman" w:hAnsi="Times New Roman" w:eastAsia="Times New Roman" w:cs="Times New Roman"/>
+        </w:rPr>
+        <w:t>P</w:t>
+      </w:r>
+      <w:r>
+        <w:rPr>
+          <w:rFonts w:ascii="Times New Roman" w:hAnsi="Times New Roman" w:eastAsia="Times New Roman" w:cs="Times New Roman"/>
+          <w:vertAlign w:val="superscript"/>
+        </w:rPr>
+        <w:t>+</w:t>
+      </w:r>
+      <w:r>
+        <w:rPr>
+          <w:rFonts w:ascii="Times New Roman" w:hAnsi="Times New Roman" w:eastAsia="Times New Roman" w:cs="Times New Roman"/>
+        </w:rPr>
+        <w:t>-CH</w:t>
+      </w:r>
+      <w:r>
+        <w:rPr>
+          <w:rFonts w:ascii="Times New Roman" w:hAnsi="Times New Roman" w:eastAsia="Times New Roman" w:cs="Times New Roman"/>
+          <w:vertAlign w:val="subscript"/>
+        </w:rPr>
+        <w:t>2</w:t>
+      </w:r>
+      <w:r>
+        <w:rPr>
+          <w:rFonts w:ascii="Times New Roman" w:hAnsi="Times New Roman" w:eastAsia="Times New Roman" w:cs="Times New Roman"/>
+        </w:rPr>
+        <w:t>Ph Br</w:t>
+      </w:r>
+      <w:r>
+        <w:rPr>
+          <w:rFonts w:ascii="Times New Roman" w:hAnsi="Times New Roman" w:eastAsia="Times New Roman" w:cs="Times New Roman"/>
+          <w:vertAlign w:val="superscript"/>
+        </w:rPr>
+        <w:t>-</w:t>
+      </w:r>
+      <w:r>
+        <w:rPr>
+          <w:rFonts w:ascii="Times New Roman" w:hAnsi="Times New Roman" w:eastAsia="Times New Roman" w:cs="Times New Roman"/>
+        </w:rPr>
+        <w:t xml:space="preserve"> —(NaH)→ </w:t>
+      </w:r>
+      <w:r>
+        <w:rPr>
+          <w:rFonts w:hint="eastAsia" w:ascii="Times New Roman" w:hAnsi="Times New Roman" w:eastAsia="Times New Roman" w:cs="Times New Roman"/>
+        </w:rPr>
+        <w:t>Ph</w:t>
+      </w:r>
+      <w:r>
+        <w:rPr>
+          <w:rFonts w:hint="eastAsia" w:ascii="Times New Roman" w:hAnsi="Times New Roman" w:eastAsia="Times New Roman" w:cs="Times New Roman"/>
+          <w:vertAlign w:val="subscript"/>
+        </w:rPr>
+        <w:t>3</w:t>
+      </w:r>
+      <w:r>
+        <w:rPr>
+          <w:rFonts w:hint="eastAsia" w:ascii="Times New Roman" w:hAnsi="Times New Roman" w:eastAsia="Times New Roman" w:cs="Times New Roman"/>
+        </w:rPr>
+        <w:t>P=CHPh（</w:t>
+      </w:r>
+      <w:r>
+        <w:rPr>
+          <w:rFonts w:hint="eastAsia" w:ascii="Times New Roman" w:hAnsi="Times New Roman" w:eastAsia="FangSong" w:cs="Times New Roman"/>
+        </w:rPr>
+        <w:t>苄基叶立德</w:t>
+      </w:r>
+      <w:r>
+        <w:rPr>
+          <w:rFonts w:hint="eastAsia" w:ascii="Times New Roman" w:hAnsi="Times New Roman" w:eastAsia="Times New Roman" w:cs="Times New Roman"/>
+        </w:rPr>
+        <w:t>，</w:t>
+      </w:r>
+      <w:r>
+        <w:rPr>
+          <w:rFonts w:hint="eastAsia" w:ascii="Times New Roman" w:hAnsi="Times New Roman" w:eastAsia="FangSong" w:cs="Times New Roman"/>
+        </w:rPr>
+        <w:t>稳定型</w:t>
+      </w:r>
+      <w:r>
+        <w:rPr>
+          <w:rFonts w:hint="eastAsia" w:ascii="Times New Roman" w:hAnsi="Times New Roman" w:eastAsia="Times New Roman" w:cs="Times New Roman"/>
+        </w:rPr>
+        <w:t>）</w:t>
+      </w:r>
+      <w:r>
+        <w:rPr>
+          <w:rFonts w:ascii="Times New Roman" w:hAnsi="Times New Roman" w:eastAsia="Times New Roman" w:cs="Times New Roman"/>
+        </w:rPr>
+        <w:t xml:space="preserve"> </w:t>
+      </w:r>
+      <w:r>
+        <w:rPr>
+          <w:rFonts w:ascii="Times New Roman" w:hAnsi="Times New Roman" w:eastAsia="Times New Roman" w:cs="Times New Roman"/>
+        </w:rPr>
+        <w:t>2. Ph</w:t>
+      </w:r>
+      <w:r>
+        <w:rPr>
+          <w:rFonts w:ascii="Times New Roman" w:hAnsi="Times New Roman" w:eastAsia="Times New Roman" w:cs="Times New Roman"/>
+          <w:vertAlign w:val="subscript"/>
+        </w:rPr>
+        <w:t>3</w:t>
+      </w:r>
+      <w:r>
+        <w:rPr>
+          <w:rFonts w:ascii="Times New Roman" w:hAnsi="Times New Roman" w:eastAsia="Times New Roman" w:cs="Times New Roman"/>
+        </w:rPr>
+        <w:t xml:space="preserve">P=CHPh + PhCHO → </w:t>
+      </w:r>
+      <w:r>
+        <w:rPr>
+          <w:rFonts w:hint="eastAsia" w:ascii="Times New Roman" w:hAnsi="Times New Roman" w:eastAsia="Times New Roman" w:cs="Times New Roman"/>
+        </w:rPr>
+        <w:t>PhCH=CHPh（</w:t>
+      </w:r>
+      <w:r>
+        <w:rPr>
+          <w:rFonts w:hint="eastAsia" w:ascii="Times New Roman" w:hAnsi="Times New Roman" w:eastAsia="FangSong" w:cs="Times New Roman"/>
+        </w:rPr>
+        <w:t>二苯乙烯</w:t>
+      </w:r>
+      <w:r>
+        <w:rPr>
+          <w:rFonts w:hint="eastAsia" w:ascii="Times New Roman" w:hAnsi="Times New Roman" w:eastAsia="Times New Roman" w:cs="Times New Roman"/>
+        </w:rPr>
+        <w:t>，E</w:t>
+      </w:r>
+      <w:r>
+        <w:rPr>
+          <w:rFonts w:ascii="Times New Roman" w:hAnsi="Times New Roman" w:eastAsia="Times New Roman" w:cs="Times New Roman"/>
+        </w:rPr>
+        <w:t xml:space="preserve"> </w:t>
+      </w:r>
+      <w:r>
+        <w:rPr>
+          <w:rFonts w:hint="eastAsia" w:ascii="Times New Roman" w:hAnsi="Times New Roman" w:eastAsia="FangSong" w:cs="Times New Roman"/>
+        </w:rPr>
+        <w:t>为主</w:t>
+      </w:r>
+      <w:r>
+        <w:rPr>
+          <w:rFonts w:hint="eastAsia" w:ascii="Times New Roman" w:hAnsi="Times New Roman" w:eastAsia="Times New Roman" w:cs="Times New Roman"/>
+        </w:rPr>
+        <w:t>）</w:t>
+      </w:r>
     </w:p>
     <w:p>
       <w:pPr>
-        <w:pStyle w:val="SourceCode"/>
-      </w:pPr>
-      <w:r>
-        <w:rPr>
-          <w:rStyle w:val="VerbatimChar"/>
-          <w:rFonts w:ascii="Times New Roman" w:hAnsi="Times New Roman" w:eastAsia="Times New Roman" w:cs="Times New Roman"/>
-        </w:rPr>
-        <w:t>Ph</w:t>
-      </w:r>
-      <w:r>
-        <w:rPr>
-          <w:rStyle w:val="VerbatimChar"/>
-          <w:rFonts w:ascii="Times New Roman" w:hAnsi="Times New Roman" w:eastAsia="Times New Roman" w:cs="Times New Roman"/>
-          <w:vertAlign w:val="subscript"/>
-        </w:rPr>
-        <w:t>3</w:t>
-      </w:r>
-      <w:r>
-        <w:rPr>
-          <w:rStyle w:val="VerbatimChar"/>
-          <w:rFonts w:ascii="Times New Roman" w:hAnsi="Times New Roman" w:eastAsia="Times New Roman" w:cs="Times New Roman"/>
-        </w:rPr>
-        <w:t>P</w:t>
-      </w:r>
-      <w:r>
-        <w:rPr>
-          <w:rStyle w:val="VerbatimChar"/>
-          <w:rFonts w:ascii="Times New Roman" w:hAnsi="Times New Roman" w:eastAsia="Times New Roman" w:cs="Times New Roman"/>
-          <w:vertAlign w:val="superscript"/>
-        </w:rPr>
-        <w:t>+</w:t>
-      </w:r>
-      <w:r>
-        <w:rPr>
-          <w:rStyle w:val="VerbatimChar"/>
-          <w:rFonts w:ascii="Times New Roman" w:hAnsi="Times New Roman" w:eastAsia="Times New Roman" w:cs="Times New Roman"/>
-        </w:rPr>
-        <w:t>-CH</w:t>
-      </w:r>
-      <w:r>
-        <w:rPr>
-          <w:rStyle w:val="VerbatimChar"/>
-          <w:rFonts w:ascii="Times New Roman" w:hAnsi="Times New Roman" w:eastAsia="Times New Roman" w:cs="Times New Roman"/>
-          <w:vertAlign w:val="subscript"/>
-        </w:rPr>
-        <w:t>2</w:t>
-      </w:r>
-      <w:r>
-        <w:rPr>
-          <w:rStyle w:val="VerbatimChar"/>
-          <w:rFonts w:ascii="Times New Roman" w:hAnsi="Times New Roman" w:eastAsia="Times New Roman" w:cs="Times New Roman"/>
-        </w:rPr>
-        <w:t>Ph Br</w:t>
-      </w:r>
-      <w:r>
-        <w:rPr>
-          <w:rStyle w:val="VerbatimChar"/>
-          <w:rFonts w:ascii="Times New Roman" w:hAnsi="Times New Roman" w:eastAsia="Times New Roman" w:cs="Times New Roman"/>
-          <w:vertAlign w:val="superscript"/>
-        </w:rPr>
-        <w:t>-</w:t>
-      </w:r>
-      <w:r>
-        <w:rPr>
-          <w:rStyle w:val="VerbatimChar"/>
-          <w:rFonts w:ascii="Times New Roman" w:hAnsi="Times New Roman" w:eastAsia="Times New Roman" w:cs="Times New Roman"/>
-        </w:rPr>
-        <w:t xml:space="preserve"> --NaH--&gt; Ph</w:t>
-      </w:r>
-      <w:r>
-        <w:rPr>
-          <w:rStyle w:val="VerbatimChar"/>
-          <w:rFonts w:ascii="Times New Roman" w:hAnsi="Times New Roman" w:eastAsia="Times New Roman" w:cs="Times New Roman"/>
-          <w:vertAlign w:val="subscript"/>
-        </w:rPr>
-        <w:t>3</w:t>
-      </w:r>
-      <w:r>
-        <w:rPr>
-          <w:rStyle w:val="VerbatimChar"/>
-          <w:rFonts w:ascii="Times New Roman" w:hAnsi="Times New Roman" w:eastAsia="Times New Roman" w:cs="Times New Roman"/>
-        </w:rPr>
-        <w:t xml:space="preserve">P=CHPh </w:t>
-      </w:r>
-      <w:r>
-        <w:rPr>
-          <w:rStyle w:val="VerbatimChar"/>
-          <w:rFonts w:hint="eastAsia" w:ascii="Times New Roman" w:hAnsi="Times New Roman" w:eastAsia="Times New Roman" w:cs="Times New Roman"/>
-        </w:rPr>
-        <w:t>(</w:t>
-      </w:r>
-      <w:r>
-        <w:rPr>
-          <w:rStyle w:val="VerbatimChar"/>
-          <w:rFonts w:hint="eastAsia" w:ascii="Times New Roman" w:hAnsi="Times New Roman" w:eastAsia="FangSong" w:cs="Times New Roman"/>
-        </w:rPr>
-        <w:t>苄基叶立德</w:t>
-      </w:r>
-      <w:r>
-        <w:rPr>
-          <w:rStyle w:val="VerbatimChar"/>
-          <w:rFonts w:hint="eastAsia" w:ascii="Times New Roman" w:hAnsi="Times New Roman" w:eastAsia="Times New Roman" w:cs="Times New Roman"/>
-        </w:rPr>
-        <w:t>，</w:t>
-      </w:r>
-      <w:r>
-        <w:rPr>
-          <w:rStyle w:val="VerbatimChar"/>
-          <w:rFonts w:hint="eastAsia" w:ascii="Times New Roman" w:hAnsi="Times New Roman" w:eastAsia="FangSong" w:cs="Times New Roman"/>
-        </w:rPr>
-        <w:t>稳定型</w:t>
-      </w:r>
-      <w:r>
-        <w:rPr>
-          <w:rStyle w:val="VerbatimChar"/>
-          <w:rFonts w:hint="eastAsia" w:ascii="Times New Roman" w:hAnsi="Times New Roman" w:eastAsia="Times New Roman" w:cs="Times New Roman"/>
-        </w:rPr>
-        <w:t>)</w:t>
-      </w:r>
-      <w:r>
-        <w:rPr>
-          <w:rFonts w:ascii="Times New Roman" w:hAnsi="Times New Roman" w:eastAsia="Times New Roman" w:cs="Times New Roman"/>
-        </w:rPr>
-        <w:br/>
-      </w:r>
-      <w:r>
-        <w:rPr>
-          <w:rStyle w:val="VerbatimChar"/>
-          <w:rFonts w:ascii="Times New Roman" w:hAnsi="Times New Roman" w:eastAsia="Times New Roman" w:cs="Times New Roman"/>
-        </w:rPr>
-        <w:t>Ph</w:t>
-      </w:r>
-      <w:r>
-        <w:rPr>
-          <w:rStyle w:val="VerbatimChar"/>
-          <w:rFonts w:ascii="Times New Roman" w:hAnsi="Times New Roman" w:eastAsia="Times New Roman" w:cs="Times New Roman"/>
-          <w:vertAlign w:val="subscript"/>
-        </w:rPr>
-        <w:t>3</w:t>
-      </w:r>
-      <w:r>
-        <w:rPr>
-          <w:rStyle w:val="VerbatimChar"/>
-          <w:rFonts w:ascii="Times New Roman" w:hAnsi="Times New Roman" w:eastAsia="Times New Roman" w:cs="Times New Roman"/>
-        </w:rPr>
-        <w:t xml:space="preserve">P=CHPh + PhCHO --&gt; PhCH=CHPh </w:t>
-      </w:r>
-      <w:r>
-        <w:rPr>
-          <w:rStyle w:val="VerbatimChar"/>
-          <w:rFonts w:hint="eastAsia" w:ascii="Times New Roman" w:hAnsi="Times New Roman" w:eastAsia="Times New Roman" w:cs="Times New Roman"/>
-        </w:rPr>
-        <w:t>(</w:t>
-      </w:r>
-      <w:r>
-        <w:rPr>
-          <w:rStyle w:val="VerbatimChar"/>
-          <w:rFonts w:hint="eastAsia" w:ascii="Times New Roman" w:hAnsi="Times New Roman" w:eastAsia="FangSong" w:cs="Times New Roman"/>
-        </w:rPr>
-        <w:t>二苯乙烯</w:t>
-      </w:r>
-      <w:r>
-        <w:rPr>
-          <w:rStyle w:val="VerbatimChar"/>
-          <w:rFonts w:hint="eastAsia" w:ascii="Times New Roman" w:hAnsi="Times New Roman" w:eastAsia="Times New Roman" w:cs="Times New Roman"/>
-        </w:rPr>
-        <w:t>，E</w:t>
-      </w:r>
-      <w:r>
-        <w:rPr>
-          <w:rStyle w:val="VerbatimChar"/>
-          <w:rFonts w:hint="eastAsia" w:ascii="Times New Roman" w:hAnsi="Times New Roman" w:eastAsia="FangSong" w:cs="Times New Roman"/>
-        </w:rPr>
-        <w:t>为主</w:t>
-      </w:r>
-      <w:r>
-        <w:rPr>
-          <w:rStyle w:val="VerbatimChar"/>
-          <w:rFonts w:hint="eastAsia" w:ascii="Times New Roman" w:hAnsi="Times New Roman" w:eastAsia="Times New Roman" w:cs="Times New Roman"/>
-        </w:rPr>
-        <w:t>)</w:t>
-      </w:r>
-    </w:p>
-    <w:p>
-      <w:pPr>
-        <w:pStyle w:val="FirstParagraph"/>
+        <w:pStyle w:val="BodyText"/>
       </w:pPr>
       <w:r>
         <w:rPr>

--- a/06-学生侧材料/讲义/有机化学/杂原子与生物高分子.docx
+++ b/06-学生侧材料/讲义/有机化学/杂原子与生物高分子.docx
@@ -5597,14 +5597,14 @@
       <w:r>
         <w:rPr>
           <w:rStyle w:val="VerbatimChar"/>
-          <w:rFonts w:ascii="Times New Roman" w:hAnsi="Times New Roman" w:eastAsia="Times New Roman" w:cs="Times New Roman"/>
+          <w:rFonts w:ascii="SimSun" w:hAnsi="SimSun" w:eastAsia="SimSun" w:cs="SimSun"/>
         </w:rPr>
         <w:t>R-CH</w:t>
       </w:r>
       <w:r>
         <w:rPr>
           <w:rStyle w:val="VerbatimChar"/>
-          <w:rFonts w:ascii="Times New Roman" w:hAnsi="Times New Roman" w:eastAsia="Times New Roman" w:cs="Times New Roman"/>
+          <w:rFonts w:ascii="SimSun" w:hAnsi="SimSun" w:eastAsia="SimSun" w:cs="SimSun"/>
           <w:vertAlign w:val="subscript"/>
         </w:rPr>
         <w:t>2</w:t>
@@ -5612,14 +5612,14 @@
       <w:r>
         <w:rPr>
           <w:rStyle w:val="VerbatimChar"/>
-          <w:rFonts w:ascii="Times New Roman" w:hAnsi="Times New Roman" w:eastAsia="Times New Roman" w:cs="Times New Roman"/>
+          <w:rFonts w:ascii="SimSun" w:hAnsi="SimSun" w:eastAsia="SimSun" w:cs="SimSun"/>
         </w:rPr>
         <w:t>-S(=O)-R' + Ac</w:t>
       </w:r>
       <w:r>
         <w:rPr>
           <w:rStyle w:val="VerbatimChar"/>
-          <w:rFonts w:ascii="Times New Roman" w:hAnsi="Times New Roman" w:eastAsia="Times New Roman" w:cs="Times New Roman"/>
+          <w:rFonts w:ascii="SimSun" w:hAnsi="SimSun" w:eastAsia="SimSun" w:cs="SimSun"/>
           <w:vertAlign w:val="subscript"/>
         </w:rPr>
         <w:t>2</w:t>
@@ -5627,35 +5627,35 @@
       <w:r>
         <w:rPr>
           <w:rStyle w:val="VerbatimChar"/>
-          <w:rFonts w:ascii="Times New Roman" w:hAnsi="Times New Roman" w:eastAsia="Times New Roman" w:cs="Times New Roman"/>
+          <w:rFonts w:ascii="SimSun" w:hAnsi="SimSun" w:eastAsia="SimSun" w:cs="SimSun"/>
         </w:rPr>
         <w:t xml:space="preserve">O → </w:t>
       </w:r>
       <w:r>
         <w:rPr>
           <w:rStyle w:val="VerbatimChar"/>
-          <w:rFonts w:hint="eastAsia" w:ascii="Times New Roman" w:hAnsi="Times New Roman" w:eastAsia="Times New Roman" w:cs="Times New Roman"/>
+          <w:rFonts w:ascii="SimSun" w:hAnsi="SimSun" w:eastAsia="SimSun" w:cs="SimSun"/>
         </w:rPr>
         <w:t>[</w:t>
       </w:r>
       <w:r>
         <w:rPr>
           <w:rStyle w:val="VerbatimChar"/>
-          <w:rFonts w:hint="eastAsia" w:ascii="Times New Roman" w:hAnsi="Times New Roman" w:eastAsia="FangSong" w:cs="Times New Roman"/>
+          <w:rFonts w:ascii="SimSun" w:hAnsi="SimSun" w:eastAsia="SimSun" w:cs="SimSun"/>
         </w:rPr>
         <w:t>硫鎓中间体</w:t>
       </w:r>
       <w:r>
         <w:rPr>
           <w:rStyle w:val="VerbatimChar"/>
-          <w:rFonts w:hint="eastAsia" w:ascii="Times New Roman" w:hAnsi="Times New Roman" w:eastAsia="Times New Roman" w:cs="Times New Roman"/>
+          <w:rFonts w:ascii="SimSun" w:hAnsi="SimSun" w:eastAsia="SimSun" w:cs="SimSun"/>
         </w:rPr>
         <w:t>]</w:t>
       </w:r>
       <w:r>
         <w:rPr>
           <w:rStyle w:val="VerbatimChar"/>
-          <w:rFonts w:ascii="Times New Roman" w:hAnsi="Times New Roman" w:eastAsia="Times New Roman" w:cs="Times New Roman"/>
+          <w:rFonts w:ascii="SimSun" w:hAnsi="SimSun" w:eastAsia="SimSun" w:cs="SimSun"/>
         </w:rPr>
         <w:t xml:space="preserve"> → R-CH(OAc)-S-R'</w:t>
       </w:r>
@@ -6689,14 +6689,14 @@
       <w:r>
         <w:rPr>
           <w:rStyle w:val="VerbatimChar"/>
-          <w:rFonts w:ascii="Times New Roman" w:hAnsi="Times New Roman" w:eastAsia="Times New Roman" w:cs="Times New Roman"/>
+          <w:rFonts w:ascii="SimSun" w:hAnsi="SimSun" w:eastAsia="SimSun" w:cs="SimSun"/>
         </w:rPr>
         <w:t>Ph</w:t>
       </w:r>
       <w:r>
         <w:rPr>
           <w:rStyle w:val="VerbatimChar"/>
-          <w:rFonts w:ascii="Times New Roman" w:hAnsi="Times New Roman" w:eastAsia="Times New Roman" w:cs="Times New Roman"/>
+          <w:rFonts w:ascii="SimSun" w:hAnsi="SimSun" w:eastAsia="SimSun" w:cs="SimSun"/>
           <w:vertAlign w:val="subscript"/>
         </w:rPr>
         <w:t>3</w:t>
@@ -6704,14 +6704,14 @@
       <w:r>
         <w:rPr>
           <w:rStyle w:val="VerbatimChar"/>
-          <w:rFonts w:ascii="Times New Roman" w:hAnsi="Times New Roman" w:eastAsia="Times New Roman" w:cs="Times New Roman"/>
+          <w:rFonts w:ascii="SimSun" w:hAnsi="SimSun" w:eastAsia="SimSun" w:cs="SimSun"/>
         </w:rPr>
         <w:t>P + R'-X → Ph</w:t>
       </w:r>
       <w:r>
         <w:rPr>
           <w:rStyle w:val="VerbatimChar"/>
-          <w:rFonts w:ascii="Times New Roman" w:hAnsi="Times New Roman" w:eastAsia="Times New Roman" w:cs="Times New Roman"/>
+          <w:rFonts w:ascii="SimSun" w:hAnsi="SimSun" w:eastAsia="SimSun" w:cs="SimSun"/>
           <w:vertAlign w:val="subscript"/>
         </w:rPr>
         <w:t>3</w:t>
@@ -6719,14 +6719,14 @@
       <w:r>
         <w:rPr>
           <w:rStyle w:val="VerbatimChar"/>
-          <w:rFonts w:ascii="Times New Roman" w:hAnsi="Times New Roman" w:eastAsia="Times New Roman" w:cs="Times New Roman"/>
+          <w:rFonts w:ascii="SimSun" w:hAnsi="SimSun" w:eastAsia="SimSun" w:cs="SimSun"/>
         </w:rPr>
         <w:t>P</w:t>
       </w:r>
       <w:r>
         <w:rPr>
           <w:rStyle w:val="VerbatimChar"/>
-          <w:rFonts w:ascii="Times New Roman" w:hAnsi="Times New Roman" w:eastAsia="Times New Roman" w:cs="Times New Roman"/>
+          <w:rFonts w:ascii="SimSun" w:hAnsi="SimSun" w:eastAsia="SimSun" w:cs="SimSun"/>
           <w:vertAlign w:val="superscript"/>
         </w:rPr>
         <w:t>+</w:t>
@@ -6734,14 +6734,14 @@
       <w:r>
         <w:rPr>
           <w:rStyle w:val="VerbatimChar"/>
-          <w:rFonts w:ascii="Times New Roman" w:hAnsi="Times New Roman" w:eastAsia="Times New Roman" w:cs="Times New Roman"/>
+          <w:rFonts w:ascii="SimSun" w:hAnsi="SimSun" w:eastAsia="SimSun" w:cs="SimSun"/>
         </w:rPr>
         <w:t>-R' X</w:t>
       </w:r>
       <w:r>
         <w:rPr>
           <w:rStyle w:val="VerbatimChar"/>
-          <w:rFonts w:ascii="Times New Roman" w:hAnsi="Times New Roman" w:eastAsia="Times New Roman" w:cs="Times New Roman"/>
+          <w:rFonts w:ascii="SimSun" w:hAnsi="SimSun" w:eastAsia="SimSun" w:cs="SimSun"/>
           <w:vertAlign w:val="superscript"/>
         </w:rPr>
         <w:t>-</w:t>
@@ -6749,48 +6749,48 @@
       <w:r>
         <w:rPr>
           <w:rStyle w:val="VerbatimChar"/>
-          <w:rFonts w:ascii="Times New Roman" w:hAnsi="Times New Roman" w:eastAsia="Times New Roman" w:cs="Times New Roman"/>
+          <w:rFonts w:ascii="SimSun" w:hAnsi="SimSun" w:eastAsia="SimSun" w:cs="SimSun"/>
         </w:rPr>
         <w:t xml:space="preserve">  </w:t>
       </w:r>
       <w:r>
         <w:rPr>
           <w:rStyle w:val="VerbatimChar"/>
-          <w:rFonts w:hint="eastAsia" w:ascii="Times New Roman" w:hAnsi="Times New Roman" w:eastAsia="Times New Roman" w:cs="Times New Roman"/>
+          <w:rFonts w:ascii="SimSun" w:hAnsi="SimSun" w:eastAsia="SimSun" w:cs="SimSun"/>
         </w:rPr>
         <w:t>(</w:t>
       </w:r>
       <w:r>
         <w:rPr>
           <w:rStyle w:val="VerbatimChar"/>
-          <w:rFonts w:hint="eastAsia" w:ascii="Times New Roman" w:hAnsi="Times New Roman" w:eastAsia="FangSong" w:cs="Times New Roman"/>
+          <w:rFonts w:ascii="SimSun" w:hAnsi="SimSun" w:eastAsia="SimSun" w:cs="SimSun"/>
         </w:rPr>
         <w:t>鏻盐形成</w:t>
       </w:r>
       <w:r>
         <w:rPr>
           <w:rStyle w:val="VerbatimChar"/>
-          <w:rFonts w:hint="eastAsia" w:ascii="Times New Roman" w:hAnsi="Times New Roman" w:eastAsia="Times New Roman" w:cs="Times New Roman"/>
+          <w:rFonts w:ascii="SimSun" w:hAnsi="SimSun" w:eastAsia="SimSun" w:cs="SimSun"/>
         </w:rPr>
         <w:t>，SN2)</w:t>
       </w:r>
       <w:r>
         <w:rPr>
-          <w:rFonts w:ascii="Times New Roman" w:hAnsi="Times New Roman" w:eastAsia="Times New Roman" w:cs="Times New Roman"/>
+          <w:rFonts w:ascii="SimSun" w:hAnsi="SimSun" w:eastAsia="SimSun" w:cs="SimSun"/>
         </w:rPr>
         <w:br/>
       </w:r>
       <w:r>
         <w:rPr>
           <w:rStyle w:val="VerbatimChar"/>
-          <w:rFonts w:ascii="Times New Roman" w:hAnsi="Times New Roman" w:eastAsia="Times New Roman" w:cs="Times New Roman"/>
+          <w:rFonts w:ascii="SimSun" w:hAnsi="SimSun" w:eastAsia="SimSun" w:cs="SimSun"/>
         </w:rPr>
         <w:t>Ph</w:t>
       </w:r>
       <w:r>
         <w:rPr>
           <w:rStyle w:val="VerbatimChar"/>
-          <w:rFonts w:ascii="Times New Roman" w:hAnsi="Times New Roman" w:eastAsia="Times New Roman" w:cs="Times New Roman"/>
+          <w:rFonts w:ascii="SimSun" w:hAnsi="SimSun" w:eastAsia="SimSun" w:cs="SimSun"/>
           <w:vertAlign w:val="subscript"/>
         </w:rPr>
         <w:t>3</w:t>
@@ -6798,14 +6798,14 @@
       <w:r>
         <w:rPr>
           <w:rStyle w:val="VerbatimChar"/>
-          <w:rFonts w:ascii="Times New Roman" w:hAnsi="Times New Roman" w:eastAsia="Times New Roman" w:cs="Times New Roman"/>
+          <w:rFonts w:ascii="SimSun" w:hAnsi="SimSun" w:eastAsia="SimSun" w:cs="SimSun"/>
         </w:rPr>
         <w:t>P</w:t>
       </w:r>
       <w:r>
         <w:rPr>
           <w:rStyle w:val="VerbatimChar"/>
-          <w:rFonts w:ascii="Times New Roman" w:hAnsi="Times New Roman" w:eastAsia="Times New Roman" w:cs="Times New Roman"/>
+          <w:rFonts w:ascii="SimSun" w:hAnsi="SimSun" w:eastAsia="SimSun" w:cs="SimSun"/>
           <w:vertAlign w:val="superscript"/>
         </w:rPr>
         <w:t>+</w:t>
@@ -6813,14 +6813,14 @@
       <w:r>
         <w:rPr>
           <w:rStyle w:val="VerbatimChar"/>
-          <w:rFonts w:ascii="Times New Roman" w:hAnsi="Times New Roman" w:eastAsia="Times New Roman" w:cs="Times New Roman"/>
+          <w:rFonts w:ascii="SimSun" w:hAnsi="SimSun" w:eastAsia="SimSun" w:cs="SimSun"/>
         </w:rPr>
         <w:t>-R' X</w:t>
       </w:r>
       <w:r>
         <w:rPr>
           <w:rStyle w:val="VerbatimChar"/>
-          <w:rFonts w:ascii="Times New Roman" w:hAnsi="Times New Roman" w:eastAsia="Times New Roman" w:cs="Times New Roman"/>
+          <w:rFonts w:ascii="SimSun" w:hAnsi="SimSun" w:eastAsia="SimSun" w:cs="SimSun"/>
           <w:vertAlign w:val="superscript"/>
         </w:rPr>
         <w:t>-</w:t>
@@ -6828,35 +6828,35 @@
       <w:r>
         <w:rPr>
           <w:rStyle w:val="VerbatimChar"/>
-          <w:rFonts w:ascii="Times New Roman" w:hAnsi="Times New Roman" w:eastAsia="Times New Roman" w:cs="Times New Roman"/>
+          <w:rFonts w:ascii="SimSun" w:hAnsi="SimSun" w:eastAsia="SimSun" w:cs="SimSun"/>
         </w:rPr>
         <w:t xml:space="preserve"> + </w:t>
       </w:r>
       <w:r>
         <w:rPr>
           <w:rStyle w:val="VerbatimChar"/>
-          <w:rFonts w:hint="eastAsia" w:ascii="Times New Roman" w:hAnsi="Times New Roman" w:eastAsia="FangSong" w:cs="Times New Roman"/>
+          <w:rFonts w:ascii="SimSun" w:hAnsi="SimSun" w:eastAsia="SimSun" w:cs="SimSun"/>
         </w:rPr>
         <w:t>强碱</w:t>
       </w:r>
       <w:r>
         <w:rPr>
           <w:rStyle w:val="VerbatimChar"/>
-          <w:rFonts w:hint="eastAsia" w:ascii="Times New Roman" w:hAnsi="Times New Roman" w:eastAsia="Times New Roman" w:cs="Times New Roman"/>
+          <w:rFonts w:ascii="SimSun" w:hAnsi="SimSun" w:eastAsia="SimSun" w:cs="SimSun"/>
         </w:rPr>
         <w:t>(BuLi/NaH)</w:t>
       </w:r>
       <w:r>
         <w:rPr>
           <w:rStyle w:val="VerbatimChar"/>
-          <w:rFonts w:ascii="Times New Roman" w:hAnsi="Times New Roman" w:eastAsia="Times New Roman" w:cs="Times New Roman"/>
+          <w:rFonts w:ascii="SimSun" w:hAnsi="SimSun" w:eastAsia="SimSun" w:cs="SimSun"/>
         </w:rPr>
         <w:t xml:space="preserve"> → Ph</w:t>
       </w:r>
       <w:r>
         <w:rPr>
           <w:rStyle w:val="VerbatimChar"/>
-          <w:rFonts w:ascii="Times New Roman" w:hAnsi="Times New Roman" w:eastAsia="Times New Roman" w:cs="Times New Roman"/>
+          <w:rFonts w:ascii="SimSun" w:hAnsi="SimSun" w:eastAsia="SimSun" w:cs="SimSun"/>
           <w:vertAlign w:val="subscript"/>
         </w:rPr>
         <w:t>3</w:t>
@@ -6864,62 +6864,62 @@
       <w:r>
         <w:rPr>
           <w:rStyle w:val="VerbatimChar"/>
-          <w:rFonts w:ascii="Times New Roman" w:hAnsi="Times New Roman" w:eastAsia="Times New Roman" w:cs="Times New Roman"/>
+          <w:rFonts w:ascii="SimSun" w:hAnsi="SimSun" w:eastAsia="SimSun" w:cs="SimSun"/>
         </w:rPr>
         <w:t xml:space="preserve">P=CR'R"  </w:t>
       </w:r>
       <w:r>
         <w:rPr>
           <w:rStyle w:val="VerbatimChar"/>
-          <w:rFonts w:hint="eastAsia" w:ascii="Times New Roman" w:hAnsi="Times New Roman" w:eastAsia="Times New Roman" w:cs="Times New Roman"/>
+          <w:rFonts w:ascii="SimSun" w:hAnsi="SimSun" w:eastAsia="SimSun" w:cs="SimSun"/>
         </w:rPr>
         <w:t>(</w:t>
       </w:r>
       <w:r>
         <w:rPr>
           <w:rStyle w:val="VerbatimChar"/>
-          <w:rFonts w:hint="eastAsia" w:ascii="Times New Roman" w:hAnsi="Times New Roman" w:eastAsia="FangSong" w:cs="Times New Roman"/>
+          <w:rFonts w:ascii="SimSun" w:hAnsi="SimSun" w:eastAsia="SimSun" w:cs="SimSun"/>
         </w:rPr>
         <w:t>叶立德</w:t>
       </w:r>
       <w:r>
         <w:rPr>
           <w:rStyle w:val="VerbatimChar"/>
-          <w:rFonts w:hint="eastAsia" w:ascii="Times New Roman" w:hAnsi="Times New Roman" w:eastAsia="Times New Roman" w:cs="Times New Roman"/>
+          <w:rFonts w:ascii="SimSun" w:hAnsi="SimSun" w:eastAsia="SimSun" w:cs="SimSun"/>
         </w:rPr>
         <w:t>，</w:t>
       </w:r>
       <w:r>
         <w:rPr>
           <w:rStyle w:val="VerbatimChar"/>
-          <w:rFonts w:hint="eastAsia" w:ascii="Times New Roman" w:hAnsi="Times New Roman" w:eastAsia="FangSong" w:cs="Times New Roman"/>
+          <w:rFonts w:ascii="SimSun" w:hAnsi="SimSun" w:eastAsia="SimSun" w:cs="SimSun"/>
         </w:rPr>
         <w:t>邻位电荷分离</w:t>
       </w:r>
       <w:r>
         <w:rPr>
           <w:rStyle w:val="VerbatimChar"/>
-          <w:rFonts w:hint="eastAsia" w:ascii="Times New Roman" w:hAnsi="Times New Roman" w:eastAsia="Times New Roman" w:cs="Times New Roman"/>
+          <w:rFonts w:ascii="SimSun" w:hAnsi="SimSun" w:eastAsia="SimSun" w:cs="SimSun"/>
         </w:rPr>
         <w:t>)</w:t>
       </w:r>
       <w:r>
         <w:rPr>
-          <w:rFonts w:ascii="Times New Roman" w:hAnsi="Times New Roman" w:eastAsia="Times New Roman" w:cs="Times New Roman"/>
+          <w:rFonts w:ascii="SimSun" w:hAnsi="SimSun" w:eastAsia="SimSun" w:cs="SimSun"/>
         </w:rPr>
         <w:br/>
       </w:r>
       <w:r>
         <w:rPr>
           <w:rStyle w:val="VerbatimChar"/>
-          <w:rFonts w:ascii="Times New Roman" w:hAnsi="Times New Roman" w:eastAsia="Times New Roman" w:cs="Times New Roman"/>
+          <w:rFonts w:ascii="SimSun" w:hAnsi="SimSun" w:eastAsia="SimSun" w:cs="SimSun"/>
         </w:rPr>
         <w:t>Ph</w:t>
       </w:r>
       <w:r>
         <w:rPr>
           <w:rStyle w:val="VerbatimChar"/>
-          <w:rFonts w:ascii="Times New Roman" w:hAnsi="Times New Roman" w:eastAsia="Times New Roman" w:cs="Times New Roman"/>
+          <w:rFonts w:ascii="SimSun" w:hAnsi="SimSun" w:eastAsia="SimSun" w:cs="SimSun"/>
           <w:vertAlign w:val="subscript"/>
         </w:rPr>
         <w:t>3</w:t>
@@ -6927,14 +6927,14 @@
       <w:r>
         <w:rPr>
           <w:rStyle w:val="VerbatimChar"/>
-          <w:rFonts w:ascii="Times New Roman" w:hAnsi="Times New Roman" w:eastAsia="Times New Roman" w:cs="Times New Roman"/>
+          <w:rFonts w:ascii="SimSun" w:hAnsi="SimSun" w:eastAsia="SimSun" w:cs="SimSun"/>
         </w:rPr>
         <w:t>P=CR'R" + R'''-CHO → Ph</w:t>
       </w:r>
       <w:r>
         <w:rPr>
           <w:rStyle w:val="VerbatimChar"/>
-          <w:rFonts w:ascii="Times New Roman" w:hAnsi="Times New Roman" w:eastAsia="Times New Roman" w:cs="Times New Roman"/>
+          <w:rFonts w:ascii="SimSun" w:hAnsi="SimSun" w:eastAsia="SimSun" w:cs="SimSun"/>
           <w:vertAlign w:val="subscript"/>
         </w:rPr>
         <w:t>3</w:t>
@@ -6942,42 +6942,42 @@
       <w:r>
         <w:rPr>
           <w:rStyle w:val="VerbatimChar"/>
-          <w:rFonts w:ascii="Times New Roman" w:hAnsi="Times New Roman" w:eastAsia="Times New Roman" w:cs="Times New Roman"/>
+          <w:rFonts w:ascii="SimSun" w:hAnsi="SimSun" w:eastAsia="SimSun" w:cs="SimSun"/>
         </w:rPr>
         <w:t xml:space="preserve">P=O + R-CH=CR'R"  </w:t>
       </w:r>
       <w:r>
         <w:rPr>
           <w:rStyle w:val="VerbatimChar"/>
-          <w:rFonts w:hint="eastAsia" w:ascii="Times New Roman" w:hAnsi="Times New Roman" w:eastAsia="Times New Roman" w:cs="Times New Roman"/>
+          <w:rFonts w:ascii="SimSun" w:hAnsi="SimSun" w:eastAsia="SimSun" w:cs="SimSun"/>
         </w:rPr>
         <w:t>(</w:t>
       </w:r>
       <w:r>
         <w:rPr>
           <w:rStyle w:val="VerbatimChar"/>
-          <w:rFonts w:hint="eastAsia" w:ascii="Times New Roman" w:hAnsi="Times New Roman" w:eastAsia="FangSong" w:cs="Times New Roman"/>
+          <w:rFonts w:ascii="SimSun" w:hAnsi="SimSun" w:eastAsia="SimSun" w:cs="SimSun"/>
         </w:rPr>
         <w:t>烯烃</w:t>
       </w:r>
       <w:r>
         <w:rPr>
           <w:rStyle w:val="VerbatimChar"/>
-          <w:rFonts w:hint="eastAsia" w:ascii="Times New Roman" w:hAnsi="Times New Roman" w:eastAsia="Times New Roman" w:cs="Times New Roman"/>
+          <w:rFonts w:ascii="SimSun" w:hAnsi="SimSun" w:eastAsia="SimSun" w:cs="SimSun"/>
         </w:rPr>
         <w:t>，</w:t>
       </w:r>
       <w:r>
         <w:rPr>
           <w:rStyle w:val="VerbatimChar"/>
-          <w:rFonts w:hint="eastAsia" w:ascii="Times New Roman" w:hAnsi="Times New Roman" w:eastAsia="FangSong" w:cs="Times New Roman"/>
+          <w:rFonts w:ascii="SimSun" w:hAnsi="SimSun" w:eastAsia="SimSun" w:cs="SimSun"/>
         </w:rPr>
         <w:t>立体选择性</w:t>
       </w:r>
       <w:r>
         <w:rPr>
           <w:rStyle w:val="VerbatimChar"/>
-          <w:rFonts w:hint="eastAsia" w:ascii="Times New Roman" w:hAnsi="Times New Roman" w:eastAsia="Times New Roman" w:cs="Times New Roman"/>
+          <w:rFonts w:ascii="SimSun" w:hAnsi="SimSun" w:eastAsia="SimSun" w:cs="SimSun"/>
         </w:rPr>
         <w:t>)</w:t>
       </w:r>
@@ -27118,7 +27118,7 @@
     <ns0:name ns0:val="Verbatim Char"/>
     <ns0:basedOn ns0:val="BodyTextChar"/>
     <ns0:rPr>
-      <ns0:rFonts ns0:ascii="Times New Roman" ns0:cs="Times New Roman" ns0:eastAsia="FangSong" ns0:hAnsi="Times New Roman"/>
+      <ns0:rFonts ns0:ascii="SimSun" ns0:hAnsi="SimSun" ns0:eastAsia="SimSun" ns0:cs="SimSun"/>
       <ns0:b ns0:val="0"/>
       <ns0:sz ns0:val="20"/>
     </ns0:rPr>
@@ -27180,7 +27180,7 @@
       <w:wordWrap w:val="off"/>
     </w:pPr>
     <ns0:rPr>
-      <w:rFonts ns0:ascii="Times New Roman" ns0:hAnsi="Times New Roman" ns0:eastAsia="FangSong" ns0:cs="Times New Roman"/>
+      <w:rFonts w:ascii="SimSun" w:hAnsi="SimSun" w:eastAsia="SimSun" w:cs="SimSun"/>
     </ns0:rPr>
   </w:style>
   <w:style w:type="character" w:customStyle="1" w:styleId="KeywordTok">

--- a/06-学生侧材料/讲义/有机化学/杂原子与生物高分子.docx
+++ b/06-学生侧材料/讲义/有机化学/杂原子与生物高分子.docx
@@ -5634,21 +5634,21 @@
       <w:r>
         <w:rPr>
           <w:rStyle w:val="VerbatimChar"/>
-          <w:rFonts w:ascii="SimSun" w:hAnsi="SimSun" w:eastAsia="SimSun" w:cs="SimSun"/>
+          <w:rFonts w:hint="eastAsia" w:ascii="SimSun" w:hAnsi="SimSun" w:eastAsia="SimSun" w:cs="SimSun"/>
         </w:rPr>
         <w:t>[</w:t>
       </w:r>
       <w:r>
         <w:rPr>
           <w:rStyle w:val="VerbatimChar"/>
-          <w:rFonts w:ascii="SimSun" w:hAnsi="SimSun" w:eastAsia="SimSun" w:cs="SimSun"/>
+          <w:rFonts w:hint="eastAsia" w:ascii="SimSun" w:hAnsi="SimSun" w:eastAsia="SimSun" w:cs="SimSun"/>
         </w:rPr>
         <w:t>硫鎓中间体</w:t>
       </w:r>
       <w:r>
         <w:rPr>
           <w:rStyle w:val="VerbatimChar"/>
-          <w:rFonts w:ascii="SimSun" w:hAnsi="SimSun" w:eastAsia="SimSun" w:cs="SimSun"/>
+          <w:rFonts w:hint="eastAsia" w:ascii="SimSun" w:hAnsi="SimSun" w:eastAsia="SimSun" w:cs="SimSun"/>
         </w:rPr>
         <w:t>]</w:t>
       </w:r>
@@ -6684,307 +6684,266 @@
     </w:p>
     <w:p>
       <w:pPr>
-        <w:pStyle w:val="SourceCode"/>
+        <w:pStyle w:val="BodyText"/>
       </w:pPr>
       <w:r>
         <w:rPr>
-          <w:rStyle w:val="VerbatimChar"/>
-          <w:rFonts w:ascii="SimSun" w:hAnsi="SimSun" w:eastAsia="SimSun" w:cs="SimSun"/>
+          <w:rFonts w:ascii="Times New Roman" w:hAnsi="Times New Roman" w:eastAsia="Times New Roman" w:cs="Times New Roman"/>
         </w:rPr>
         <w:t>Ph</w:t>
       </w:r>
       <w:r>
         <w:rPr>
-          <w:rStyle w:val="VerbatimChar"/>
-          <w:rFonts w:ascii="SimSun" w:hAnsi="SimSun" w:eastAsia="SimSun" w:cs="SimSun"/>
+          <w:rFonts w:ascii="Times New Roman" w:hAnsi="Times New Roman" w:eastAsia="Times New Roman" w:cs="Times New Roman"/>
           <w:vertAlign w:val="subscript"/>
         </w:rPr>
         <w:t>3</w:t>
       </w:r>
       <w:r>
         <w:rPr>
-          <w:rStyle w:val="VerbatimChar"/>
-          <w:rFonts w:ascii="SimSun" w:hAnsi="SimSun" w:eastAsia="SimSun" w:cs="SimSun"/>
-        </w:rPr>
-        <w:t>P + R'-X → Ph</w:t>
-      </w:r>
-      <w:r>
-        <w:rPr>
-          <w:rStyle w:val="VerbatimChar"/>
-          <w:rFonts w:ascii="SimSun" w:hAnsi="SimSun" w:eastAsia="SimSun" w:cs="SimSun"/>
+          <w:rFonts w:ascii="Times New Roman" w:hAnsi="Times New Roman" w:eastAsia="Times New Roman" w:cs="Times New Roman"/>
+        </w:rPr>
+        <w:t>P + R’-X → Ph</w:t>
+      </w:r>
+      <w:r>
+        <w:rPr>
+          <w:rFonts w:ascii="Times New Roman" w:hAnsi="Times New Roman" w:eastAsia="Times New Roman" w:cs="Times New Roman"/>
           <w:vertAlign w:val="subscript"/>
         </w:rPr>
         <w:t>3</w:t>
       </w:r>
       <w:r>
         <w:rPr>
-          <w:rStyle w:val="VerbatimChar"/>
-          <w:rFonts w:ascii="SimSun" w:hAnsi="SimSun" w:eastAsia="SimSun" w:cs="SimSun"/>
+          <w:rFonts w:ascii="Times New Roman" w:hAnsi="Times New Roman" w:eastAsia="Times New Roman" w:cs="Times New Roman"/>
         </w:rPr>
         <w:t>P</w:t>
       </w:r>
       <w:r>
         <w:rPr>
-          <w:rStyle w:val="VerbatimChar"/>
-          <w:rFonts w:ascii="SimSun" w:hAnsi="SimSun" w:eastAsia="SimSun" w:cs="SimSun"/>
+          <w:rFonts w:ascii="Times New Roman" w:hAnsi="Times New Roman" w:eastAsia="Times New Roman" w:cs="Times New Roman"/>
           <w:vertAlign w:val="superscript"/>
         </w:rPr>
         <w:t>+</w:t>
       </w:r>
       <w:r>
         <w:rPr>
-          <w:rStyle w:val="VerbatimChar"/>
-          <w:rFonts w:ascii="SimSun" w:hAnsi="SimSun" w:eastAsia="SimSun" w:cs="SimSun"/>
-        </w:rPr>
-        <w:t>-R' X</w:t>
-      </w:r>
-      <w:r>
-        <w:rPr>
-          <w:rStyle w:val="VerbatimChar"/>
-          <w:rFonts w:ascii="SimSun" w:hAnsi="SimSun" w:eastAsia="SimSun" w:cs="SimSun"/>
+          <w:rFonts w:ascii="Times New Roman" w:hAnsi="Times New Roman" w:eastAsia="Times New Roman" w:cs="Times New Roman"/>
+        </w:rPr>
+        <w:t>-R’ X</w:t>
+      </w:r>
+      <w:r>
+        <w:rPr>
+          <w:rFonts w:ascii="Times New Roman" w:hAnsi="Times New Roman" w:eastAsia="Times New Roman" w:cs="Times New Roman"/>
           <w:vertAlign w:val="superscript"/>
         </w:rPr>
         <w:t>-</w:t>
       </w:r>
       <w:r>
         <w:rPr>
-          <w:rStyle w:val="VerbatimChar"/>
-          <w:rFonts w:ascii="SimSun" w:hAnsi="SimSun" w:eastAsia="SimSun" w:cs="SimSun"/>
-        </w:rPr>
-        <w:t xml:space="preserve">  </w:t>
-      </w:r>
-      <w:r>
-        <w:rPr>
-          <w:rStyle w:val="VerbatimChar"/>
-          <w:rFonts w:ascii="SimSun" w:hAnsi="SimSun" w:eastAsia="SimSun" w:cs="SimSun"/>
+          <w:rFonts w:ascii="Times New Roman" w:hAnsi="Times New Roman" w:eastAsia="Times New Roman" w:cs="Times New Roman"/>
+        </w:rPr>
+        <w:t xml:space="preserve"> </w:t>
+      </w:r>
+      <w:r>
+        <w:rPr>
+          <w:rFonts w:hint="eastAsia" w:ascii="Times New Roman" w:hAnsi="Times New Roman" w:eastAsia="Times New Roman" w:cs="Times New Roman"/>
         </w:rPr>
         <w:t>(</w:t>
       </w:r>
       <w:r>
         <w:rPr>
-          <w:rStyle w:val="VerbatimChar"/>
-          <w:rFonts w:ascii="SimSun" w:hAnsi="SimSun" w:eastAsia="SimSun" w:cs="SimSun"/>
+          <w:rFonts w:hint="eastAsia" w:ascii="Times New Roman" w:hAnsi="Times New Roman" w:eastAsia="FangSong" w:cs="Times New Roman"/>
         </w:rPr>
         <w:t>鏻盐形成</w:t>
       </w:r>
       <w:r>
         <w:rPr>
-          <w:rStyle w:val="VerbatimChar"/>
-          <w:rFonts w:ascii="SimSun" w:hAnsi="SimSun" w:eastAsia="SimSun" w:cs="SimSun"/>
+          <w:rFonts w:hint="eastAsia" w:ascii="Times New Roman" w:hAnsi="Times New Roman" w:eastAsia="Times New Roman" w:cs="Times New Roman"/>
         </w:rPr>
         <w:t>，SN2)</w:t>
-      </w:r>
-      <w:r>
-        <w:rPr>
-          <w:rFonts w:ascii="SimSun" w:hAnsi="SimSun" w:eastAsia="SimSun" w:cs="SimSun"/>
-        </w:rPr>
-        <w:br/>
-      </w:r>
-      <w:r>
-        <w:rPr>
-          <w:rStyle w:val="VerbatimChar"/>
-          <w:rFonts w:ascii="SimSun" w:hAnsi="SimSun" w:eastAsia="SimSun" w:cs="SimSun"/>
-        </w:rPr>
-        <w:t>Ph</w:t>
-      </w:r>
-      <w:r>
-        <w:rPr>
-          <w:rStyle w:val="VerbatimChar"/>
-          <w:rFonts w:ascii="SimSun" w:hAnsi="SimSun" w:eastAsia="SimSun" w:cs="SimSun"/>
-          <w:vertAlign w:val="subscript"/>
-        </w:rPr>
-        <w:t>3</w:t>
-      </w:r>
-      <w:r>
-        <w:rPr>
-          <w:rStyle w:val="VerbatimChar"/>
-          <w:rFonts w:ascii="SimSun" w:hAnsi="SimSun" w:eastAsia="SimSun" w:cs="SimSun"/>
-        </w:rPr>
-        <w:t>P</w:t>
-      </w:r>
-      <w:r>
-        <w:rPr>
-          <w:rStyle w:val="VerbatimChar"/>
-          <w:rFonts w:ascii="SimSun" w:hAnsi="SimSun" w:eastAsia="SimSun" w:cs="SimSun"/>
-          <w:vertAlign w:val="superscript"/>
-        </w:rPr>
-        <w:t>+</w:t>
-      </w:r>
-      <w:r>
-        <w:rPr>
-          <w:rStyle w:val="VerbatimChar"/>
-          <w:rFonts w:ascii="SimSun" w:hAnsi="SimSun" w:eastAsia="SimSun" w:cs="SimSun"/>
-        </w:rPr>
-        <w:t>-R' X</w:t>
-      </w:r>
-      <w:r>
-        <w:rPr>
-          <w:rStyle w:val="VerbatimChar"/>
-          <w:rFonts w:ascii="SimSun" w:hAnsi="SimSun" w:eastAsia="SimSun" w:cs="SimSun"/>
-          <w:vertAlign w:val="superscript"/>
-        </w:rPr>
-        <w:t>-</w:t>
-      </w:r>
-      <w:r>
-        <w:rPr>
-          <w:rStyle w:val="VerbatimChar"/>
-          <w:rFonts w:ascii="SimSun" w:hAnsi="SimSun" w:eastAsia="SimSun" w:cs="SimSun"/>
-        </w:rPr>
-        <w:t xml:space="preserve"> + </w:t>
-      </w:r>
-      <w:r>
-        <w:rPr>
-          <w:rStyle w:val="VerbatimChar"/>
-          <w:rFonts w:ascii="SimSun" w:hAnsi="SimSun" w:eastAsia="SimSun" w:cs="SimSun"/>
-        </w:rPr>
-        <w:t>强碱</w:t>
-      </w:r>
-      <w:r>
-        <w:rPr>
-          <w:rStyle w:val="VerbatimChar"/>
-          <w:rFonts w:ascii="SimSun" w:hAnsi="SimSun" w:eastAsia="SimSun" w:cs="SimSun"/>
-        </w:rPr>
-        <w:t>(BuLi/NaH)</w:t>
-      </w:r>
-      <w:r>
-        <w:rPr>
-          <w:rStyle w:val="VerbatimChar"/>
-          <w:rFonts w:ascii="SimSun" w:hAnsi="SimSun" w:eastAsia="SimSun" w:cs="SimSun"/>
-        </w:rPr>
-        <w:t xml:space="preserve"> → Ph</w:t>
-      </w:r>
-      <w:r>
-        <w:rPr>
-          <w:rStyle w:val="VerbatimChar"/>
-          <w:rFonts w:ascii="SimSun" w:hAnsi="SimSun" w:eastAsia="SimSun" w:cs="SimSun"/>
-          <w:vertAlign w:val="subscript"/>
-        </w:rPr>
-        <w:t>3</w:t>
-      </w:r>
-      <w:r>
-        <w:rPr>
-          <w:rStyle w:val="VerbatimChar"/>
-          <w:rFonts w:ascii="SimSun" w:hAnsi="SimSun" w:eastAsia="SimSun" w:cs="SimSun"/>
-        </w:rPr>
-        <w:t xml:space="preserve">P=CR'R"  </w:t>
-      </w:r>
-      <w:r>
-        <w:rPr>
-          <w:rStyle w:val="VerbatimChar"/>
-          <w:rFonts w:ascii="SimSun" w:hAnsi="SimSun" w:eastAsia="SimSun" w:cs="SimSun"/>
-        </w:rPr>
-        <w:t>(</w:t>
-      </w:r>
-      <w:r>
-        <w:rPr>
-          <w:rStyle w:val="VerbatimChar"/>
-          <w:rFonts w:ascii="SimSun" w:hAnsi="SimSun" w:eastAsia="SimSun" w:cs="SimSun"/>
-        </w:rPr>
-        <w:t>叶立德</w:t>
-      </w:r>
-      <w:r>
-        <w:rPr>
-          <w:rStyle w:val="VerbatimChar"/>
-          <w:rFonts w:ascii="SimSun" w:hAnsi="SimSun" w:eastAsia="SimSun" w:cs="SimSun"/>
-        </w:rPr>
-        <w:t>，</w:t>
-      </w:r>
-      <w:r>
-        <w:rPr>
-          <w:rStyle w:val="VerbatimChar"/>
-          <w:rFonts w:ascii="SimSun" w:hAnsi="SimSun" w:eastAsia="SimSun" w:cs="SimSun"/>
-        </w:rPr>
-        <w:t>邻位电荷分离</w:t>
-      </w:r>
-      <w:r>
-        <w:rPr>
-          <w:rStyle w:val="VerbatimChar"/>
-          <w:rFonts w:ascii="SimSun" w:hAnsi="SimSun" w:eastAsia="SimSun" w:cs="SimSun"/>
-        </w:rPr>
-        <w:t>)</w:t>
-      </w:r>
-      <w:r>
-        <w:rPr>
-          <w:rFonts w:ascii="SimSun" w:hAnsi="SimSun" w:eastAsia="SimSun" w:cs="SimSun"/>
-        </w:rPr>
-        <w:br/>
-      </w:r>
-      <w:r>
-        <w:rPr>
-          <w:rStyle w:val="VerbatimChar"/>
-          <w:rFonts w:ascii="SimSun" w:hAnsi="SimSun" w:eastAsia="SimSun" w:cs="SimSun"/>
-        </w:rPr>
-        <w:t>Ph</w:t>
-      </w:r>
-      <w:r>
-        <w:rPr>
-          <w:rStyle w:val="VerbatimChar"/>
-          <w:rFonts w:ascii="SimSun" w:hAnsi="SimSun" w:eastAsia="SimSun" w:cs="SimSun"/>
-          <w:vertAlign w:val="subscript"/>
-        </w:rPr>
-        <w:t>3</w:t>
-      </w:r>
-      <w:r>
-        <w:rPr>
-          <w:rStyle w:val="VerbatimChar"/>
-          <w:rFonts w:ascii="SimSun" w:hAnsi="SimSun" w:eastAsia="SimSun" w:cs="SimSun"/>
-        </w:rPr>
-        <w:t>P=CR'R" + R'''-CHO → Ph</w:t>
-      </w:r>
-      <w:r>
-        <w:rPr>
-          <w:rStyle w:val="VerbatimChar"/>
-          <w:rFonts w:ascii="SimSun" w:hAnsi="SimSun" w:eastAsia="SimSun" w:cs="SimSun"/>
-          <w:vertAlign w:val="subscript"/>
-        </w:rPr>
-        <w:t>3</w:t>
-      </w:r>
-      <w:r>
-        <w:rPr>
-          <w:rStyle w:val="VerbatimChar"/>
-          <w:rFonts w:ascii="SimSun" w:hAnsi="SimSun" w:eastAsia="SimSun" w:cs="SimSun"/>
-        </w:rPr>
-        <w:t xml:space="preserve">P=O + R-CH=CR'R"  </w:t>
-      </w:r>
-      <w:r>
-        <w:rPr>
-          <w:rStyle w:val="VerbatimChar"/>
-          <w:rFonts w:ascii="SimSun" w:hAnsi="SimSun" w:eastAsia="SimSun" w:cs="SimSun"/>
-        </w:rPr>
-        <w:t>(</w:t>
-      </w:r>
-      <w:r>
-        <w:rPr>
-          <w:rStyle w:val="VerbatimChar"/>
-          <w:rFonts w:ascii="SimSun" w:hAnsi="SimSun" w:eastAsia="SimSun" w:cs="SimSun"/>
-        </w:rPr>
-        <w:t>烯烃</w:t>
-      </w:r>
-      <w:r>
-        <w:rPr>
-          <w:rStyle w:val="VerbatimChar"/>
-          <w:rFonts w:ascii="SimSun" w:hAnsi="SimSun" w:eastAsia="SimSun" w:cs="SimSun"/>
-        </w:rPr>
-        <w:t>，</w:t>
-      </w:r>
-      <w:r>
-        <w:rPr>
-          <w:rStyle w:val="VerbatimChar"/>
-          <w:rFonts w:ascii="SimSun" w:hAnsi="SimSun" w:eastAsia="SimSun" w:cs="SimSun"/>
-        </w:rPr>
-        <w:t>立体选择性</w:t>
-      </w:r>
-      <w:r>
-        <w:rPr>
-          <w:rStyle w:val="VerbatimChar"/>
-          <w:rFonts w:ascii="SimSun" w:hAnsi="SimSun" w:eastAsia="SimSun" w:cs="SimSun"/>
-        </w:rPr>
-        <w:t>)</w:t>
       </w:r>
     </w:p>
     <w:p>
       <w:pPr>
-        <w:pStyle w:val="FirstParagraph"/>
+        <w:pStyle w:val="BodyText"/>
+      </w:pPr>
+      <w:r>
+        <w:rPr>
+          <w:rFonts w:ascii="Times New Roman" w:hAnsi="Times New Roman" w:eastAsia="Times New Roman" w:cs="Times New Roman"/>
+        </w:rPr>
+        <w:t>Ph</w:t>
+      </w:r>
+      <w:r>
+        <w:rPr>
+          <w:rFonts w:ascii="Times New Roman" w:hAnsi="Times New Roman" w:eastAsia="Times New Roman" w:cs="Times New Roman"/>
+          <w:vertAlign w:val="subscript"/>
+        </w:rPr>
+        <w:t>3</w:t>
+      </w:r>
+      <w:r>
+        <w:rPr>
+          <w:rFonts w:ascii="Times New Roman" w:hAnsi="Times New Roman" w:eastAsia="Times New Roman" w:cs="Times New Roman"/>
+        </w:rPr>
+        <w:t>P</w:t>
+      </w:r>
+      <w:r>
+        <w:rPr>
+          <w:rFonts w:ascii="Times New Roman" w:hAnsi="Times New Roman" w:eastAsia="Times New Roman" w:cs="Times New Roman"/>
+          <w:vertAlign w:val="superscript"/>
+        </w:rPr>
+        <w:t>+</w:t>
+      </w:r>
+      <w:r>
+        <w:rPr>
+          <w:rFonts w:ascii="Times New Roman" w:hAnsi="Times New Roman" w:eastAsia="Times New Roman" w:cs="Times New Roman"/>
+        </w:rPr>
+        <w:t>-R’ X</w:t>
+      </w:r>
+      <w:r>
+        <w:rPr>
+          <w:rFonts w:ascii="Times New Roman" w:hAnsi="Times New Roman" w:eastAsia="Times New Roman" w:cs="Times New Roman"/>
+          <w:vertAlign w:val="superscript"/>
+        </w:rPr>
+        <w:t>-</w:t>
+      </w:r>
+      <w:r>
+        <w:rPr>
+          <w:rFonts w:ascii="Times New Roman" w:hAnsi="Times New Roman" w:eastAsia="Times New Roman" w:cs="Times New Roman"/>
+        </w:rPr>
+        <w:t xml:space="preserve"> + </w:t>
+      </w:r>
+      <w:r>
+        <w:rPr>
+          <w:rFonts w:hint="eastAsia" w:ascii="Times New Roman" w:hAnsi="Times New Roman" w:eastAsia="FangSong" w:cs="Times New Roman"/>
+        </w:rPr>
+        <w:t>强碱</w:t>
+      </w:r>
+      <w:r>
+        <w:rPr>
+          <w:rFonts w:hint="eastAsia" w:ascii="Times New Roman" w:hAnsi="Times New Roman" w:eastAsia="Times New Roman" w:cs="Times New Roman"/>
+        </w:rPr>
+        <w:t>(BuLi/NaH)</w:t>
+      </w:r>
+      <w:r>
+        <w:rPr>
+          <w:rFonts w:ascii="Times New Roman" w:hAnsi="Times New Roman" w:eastAsia="Times New Roman" w:cs="Times New Roman"/>
+        </w:rPr>
+        <w:t xml:space="preserve"> → Ph</w:t>
+      </w:r>
+      <w:r>
+        <w:rPr>
+          <w:rFonts w:ascii="Times New Roman" w:hAnsi="Times New Roman" w:eastAsia="Times New Roman" w:cs="Times New Roman"/>
+          <w:vertAlign w:val="subscript"/>
+        </w:rPr>
+        <w:t>3</w:t>
+      </w:r>
+      <w:r>
+        <w:rPr>
+          <w:rFonts w:ascii="Times New Roman" w:hAnsi="Times New Roman" w:eastAsia="Times New Roman" w:cs="Times New Roman"/>
+        </w:rPr>
+        <w:t xml:space="preserve">P=CR’R” </w:t>
+      </w:r>
+      <w:r>
+        <w:rPr>
+          <w:rFonts w:hint="eastAsia" w:ascii="Times New Roman" w:hAnsi="Times New Roman" w:eastAsia="Times New Roman" w:cs="Times New Roman"/>
+        </w:rPr>
+        <w:t>(</w:t>
+      </w:r>
+      <w:r>
+        <w:rPr>
+          <w:rFonts w:hint="eastAsia" w:ascii="Times New Roman" w:hAnsi="Times New Roman" w:eastAsia="FangSong" w:cs="Times New Roman"/>
+        </w:rPr>
+        <w:t>叶立德</w:t>
+      </w:r>
+      <w:r>
+        <w:rPr>
+          <w:rFonts w:hint="eastAsia" w:ascii="Times New Roman" w:hAnsi="Times New Roman" w:eastAsia="Times New Roman" w:cs="Times New Roman"/>
+        </w:rPr>
+        <w:t>，</w:t>
+      </w:r>
+      <w:r>
+        <w:rPr>
+          <w:rFonts w:hint="eastAsia" w:ascii="Times New Roman" w:hAnsi="Times New Roman" w:eastAsia="FangSong" w:cs="Times New Roman"/>
+        </w:rPr>
+        <w:t>邻位电荷分离</w:t>
+      </w:r>
+      <w:r>
+        <w:rPr>
+          <w:rFonts w:hint="eastAsia" w:ascii="Times New Roman" w:hAnsi="Times New Roman" w:eastAsia="Times New Roman" w:cs="Times New Roman"/>
+        </w:rPr>
+        <w:t>)</w:t>
+      </w:r>
+    </w:p>
+    <w:p>
+      <w:pPr>
+        <w:pStyle w:val="BodyText"/>
+      </w:pPr>
+      <w:r>
+        <w:rPr>
+          <w:rFonts w:ascii="Times New Roman" w:hAnsi="Times New Roman" w:eastAsia="Times New Roman" w:cs="Times New Roman"/>
+        </w:rPr>
+        <w:t>Ph</w:t>
+      </w:r>
+      <w:r>
+        <w:rPr>
+          <w:rFonts w:ascii="Times New Roman" w:hAnsi="Times New Roman" w:eastAsia="Times New Roman" w:cs="Times New Roman"/>
+          <w:vertAlign w:val="subscript"/>
+        </w:rPr>
+        <w:t>3</w:t>
+      </w:r>
+      <w:r>
+        <w:rPr>
+          <w:rFonts w:ascii="Times New Roman" w:hAnsi="Times New Roman" w:eastAsia="Times New Roman" w:cs="Times New Roman"/>
+        </w:rPr>
+        <w:t>P=CR’R” + R’’’-CHO → Ph</w:t>
+      </w:r>
+      <w:r>
+        <w:rPr>
+          <w:rFonts w:ascii="Times New Roman" w:hAnsi="Times New Roman" w:eastAsia="Times New Roman" w:cs="Times New Roman"/>
+          <w:vertAlign w:val="subscript"/>
+        </w:rPr>
+        <w:t>3</w:t>
+      </w:r>
+      <w:r>
+        <w:rPr>
+          <w:rFonts w:ascii="Times New Roman" w:hAnsi="Times New Roman" w:eastAsia="Times New Roman" w:cs="Times New Roman"/>
+        </w:rPr>
+        <w:t xml:space="preserve">P=O + R-CH=CR’R” </w:t>
+      </w:r>
+      <w:r>
+        <w:rPr>
+          <w:rFonts w:hint="eastAsia" w:ascii="Times New Roman" w:hAnsi="Times New Roman" w:eastAsia="Times New Roman" w:cs="Times New Roman"/>
+        </w:rPr>
+        <w:t>(</w:t>
+      </w:r>
+      <w:r>
+        <w:rPr>
+          <w:rFonts w:hint="eastAsia" w:ascii="Times New Roman" w:hAnsi="Times New Roman" w:eastAsia="FangSong" w:cs="Times New Roman"/>
+        </w:rPr>
+        <w:t>烯烃</w:t>
+      </w:r>
+      <w:r>
+        <w:rPr>
+          <w:rFonts w:hint="eastAsia" w:ascii="Times New Roman" w:hAnsi="Times New Roman" w:eastAsia="Times New Roman" w:cs="Times New Roman"/>
+        </w:rPr>
+        <w:t>，</w:t>
+      </w:r>
+      <w:r>
+        <w:rPr>
+          <w:rFonts w:hint="eastAsia" w:ascii="Times New Roman" w:hAnsi="Times New Roman" w:eastAsia="FangSong" w:cs="Times New Roman"/>
+        </w:rPr>
+        <w:t>立体选择性</w:t>
+      </w:r>
+      <w:r>
+        <w:rPr>
+          <w:rFonts w:hint="eastAsia" w:ascii="Times New Roman" w:hAnsi="Times New Roman" w:eastAsia="Times New Roman" w:cs="Times New Roman"/>
+        </w:rPr>
+        <w:t>)</w:t>
+      </w:r>
+    </w:p>
+    <w:p>
+      <w:pPr>
+        <w:pStyle w:val="BodyText"/>
       </w:pPr>
       <w:r>
         <w:rPr>
@@ -27118,7 +27077,7 @@
     <ns0:name ns0:val="Verbatim Char"/>
     <ns0:basedOn ns0:val="BodyTextChar"/>
     <ns0:rPr>
-      <ns0:rFonts ns0:ascii="SimSun" ns0:hAnsi="SimSun" ns0:eastAsia="SimSun" ns0:cs="SimSun"/>
+      <ns0:rFonts ns0:ascii="SimSun" ns0:cs="SimSun" ns0:eastAsia="SimSun" ns0:hAnsi="SimSun"/>
       <ns0:b ns0:val="0"/>
       <ns0:sz ns0:val="20"/>
     </ns0:rPr>
@@ -27180,7 +27139,7 @@
       <w:wordWrap w:val="off"/>
     </w:pPr>
     <ns0:rPr>
-      <w:rFonts w:ascii="SimSun" w:hAnsi="SimSun" w:eastAsia="SimSun" w:cs="SimSun"/>
+      <w:rFonts ns0:ascii="SimSun" ns0:hAnsi="SimSun" ns0:eastAsia="SimSun" ns0:cs="SimSun"/>
     </ns0:rPr>
   </w:style>
   <w:style w:type="character" w:customStyle="1" w:styleId="KeywordTok">

--- a/06-学生侧材料/讲义/有机化学/杂原子与生物高分子.docx
+++ b/06-学生侧材料/讲义/有机化学/杂原子与生物高分子.docx
@@ -5592,77 +5592,68 @@
     </w:p>
     <w:p>
       <w:pPr>
-        <w:pStyle w:val="SourceCode"/>
+        <w:pStyle w:val="BodyText"/>
       </w:pPr>
       <w:r>
         <w:rPr>
-          <w:rStyle w:val="VerbatimChar"/>
-          <w:rFonts w:ascii="SimSun" w:hAnsi="SimSun" w:eastAsia="SimSun" w:cs="SimSun"/>
+          <w:rFonts w:ascii="Times New Roman" w:hAnsi="Times New Roman" w:eastAsia="Times New Roman" w:cs="Times New Roman"/>
         </w:rPr>
         <w:t>R-CH</w:t>
       </w:r>
       <w:r>
         <w:rPr>
-          <w:rStyle w:val="VerbatimChar"/>
-          <w:rFonts w:ascii="SimSun" w:hAnsi="SimSun" w:eastAsia="SimSun" w:cs="SimSun"/>
+          <w:rFonts w:ascii="Times New Roman" w:hAnsi="Times New Roman" w:eastAsia="Times New Roman" w:cs="Times New Roman"/>
           <w:vertAlign w:val="subscript"/>
         </w:rPr>
         <w:t>2</w:t>
       </w:r>
       <w:r>
         <w:rPr>
-          <w:rStyle w:val="VerbatimChar"/>
-          <w:rFonts w:ascii="SimSun" w:hAnsi="SimSun" w:eastAsia="SimSun" w:cs="SimSun"/>
-        </w:rPr>
-        <w:t>-S(=O)-R' + Ac</w:t>
-      </w:r>
-      <w:r>
-        <w:rPr>
-          <w:rStyle w:val="VerbatimChar"/>
-          <w:rFonts w:ascii="SimSun" w:hAnsi="SimSun" w:eastAsia="SimSun" w:cs="SimSun"/>
+          <w:rFonts w:ascii="Times New Roman" w:hAnsi="Times New Roman" w:eastAsia="Times New Roman" w:cs="Times New Roman"/>
+        </w:rPr>
+        <w:t>-S(=O)-R’ + Ac</w:t>
+      </w:r>
+      <w:r>
+        <w:rPr>
+          <w:rFonts w:ascii="Times New Roman" w:hAnsi="Times New Roman" w:eastAsia="Times New Roman" w:cs="Times New Roman"/>
           <w:vertAlign w:val="subscript"/>
         </w:rPr>
         <w:t>2</w:t>
       </w:r>
       <w:r>
         <w:rPr>
-          <w:rStyle w:val="VerbatimChar"/>
-          <w:rFonts w:ascii="SimSun" w:hAnsi="SimSun" w:eastAsia="SimSun" w:cs="SimSun"/>
+          <w:rFonts w:ascii="Times New Roman" w:hAnsi="Times New Roman" w:eastAsia="Times New Roman" w:cs="Times New Roman"/>
         </w:rPr>
         <w:t xml:space="preserve">O → </w:t>
       </w:r>
       <w:r>
         <w:rPr>
-          <w:rStyle w:val="VerbatimChar"/>
-          <w:rFonts w:hint="eastAsia" w:ascii="SimSun" w:hAnsi="SimSun" w:eastAsia="SimSun" w:cs="SimSun"/>
+          <w:rFonts w:hint="eastAsia" w:ascii="Times New Roman" w:hAnsi="Times New Roman" w:eastAsia="Times New Roman" w:cs="Times New Roman"/>
         </w:rPr>
         <w:t>[</w:t>
       </w:r>
       <w:r>
         <w:rPr>
-          <w:rStyle w:val="VerbatimChar"/>
-          <w:rFonts w:hint="eastAsia" w:ascii="SimSun" w:hAnsi="SimSun" w:eastAsia="SimSun" w:cs="SimSun"/>
+          <w:rFonts w:hint="eastAsia" w:ascii="Times New Roman" w:hAnsi="Times New Roman" w:eastAsia="FangSong" w:cs="Times New Roman"/>
         </w:rPr>
         <w:t>硫鎓中间体</w:t>
       </w:r>
       <w:r>
         <w:rPr>
-          <w:rStyle w:val="VerbatimChar"/>
-          <w:rFonts w:hint="eastAsia" w:ascii="SimSun" w:hAnsi="SimSun" w:eastAsia="SimSun" w:cs="SimSun"/>
+          <w:rFonts w:hint="eastAsia" w:ascii="Times New Roman" w:hAnsi="Times New Roman" w:eastAsia="Times New Roman" w:cs="Times New Roman"/>
         </w:rPr>
         <w:t>]</w:t>
       </w:r>
       <w:r>
         <w:rPr>
-          <w:rStyle w:val="VerbatimChar"/>
-          <w:rFonts w:ascii="SimSun" w:hAnsi="SimSun" w:eastAsia="SimSun" w:cs="SimSun"/>
-        </w:rPr>
-        <w:t xml:space="preserve"> → R-CH(OAc)-S-R'</w:t>
+          <w:rFonts w:ascii="Times New Roman" w:hAnsi="Times New Roman" w:eastAsia="Times New Roman" w:cs="Times New Roman"/>
+        </w:rPr>
+        <w:t xml:space="preserve"> → R-CH(OAc)-S-R’</w:t>
       </w:r>
     </w:p>
     <w:p>
       <w:pPr>
-        <w:pStyle w:val="FirstParagraph"/>
+        <w:pStyle w:val="BodyText"/>
       </w:pPr>
       <w:r>
         <w:rPr>
